--- a/data/outputs/v2/Core_Mathematics/SS2.8_Vectors/Core_Mathematics_Vectors_FinalExplanation.docx
+++ b/data/outputs/v2/Core_Mathematics/SS2.8_Vectors/Core_Mathematics_Vectors_FinalExplanation.docx
@@ -38,6 +38,177 @@
           <w:szCs w:val="22"/>
         </w:rPr>
         <w:t xml:space="preserve">Student Assessment Document</w:t>
+      </w:r>
+    </w:p>
+    <w:p>
+      <w:pPr>
+        <w:spacing w:after="80" w:before="120"/>
+      </w:pPr>
+      <w:r>
+        <w:rPr>
+          <w:rFonts w:ascii="Arial" w:cs="Arial" w:eastAsia="Arial" w:hAnsi="Arial"/>
+          <w:b/>
+          <w:bCs/>
+          <w:color w:val="1F3864"/>
+          <w:sz w:val="20"/>
+          <w:szCs w:val="20"/>
+        </w:rPr>
+        <w:t xml:space="preserve">ATTRIBUTION AND LICENSING</w:t>
+      </w:r>
+    </w:p>
+    <w:p>
+      <w:pPr>
+        <w:spacing w:after="60" w:before="0"/>
+      </w:pPr>
+      <w:r>
+        <w:rPr>
+          <w:rFonts w:ascii="Arial" w:cs="Arial" w:eastAsia="Arial" w:hAnsi="Arial"/>
+          <w:b/>
+          <w:bCs/>
+          <w:sz w:val="17"/>
+          <w:szCs w:val="17"/>
+        </w:rPr>
+        <w:t xml:space="preserve">Curriculum Alignment: </w:t>
+      </w:r>
+      <w:r>
+        <w:rPr>
+          <w:rFonts w:ascii="Arial" w:cs="Arial" w:eastAsia="Arial" w:hAnsi="Arial"/>
+          <w:sz w:val="17"/>
+          <w:szCs w:val="17"/>
+        </w:rPr>
+        <w:t xml:space="preserve">Structured in pedagogical alignment with the competence-based curriculum format and learning outcomes established by the Kenya Institute of Curriculum Development (KICD). This material is independently developed and is not officially endorsed or published by KICD.</w:t>
+      </w:r>
+    </w:p>
+    <w:p>
+      <w:pPr>
+        <w:spacing w:after="60" w:before="0"/>
+      </w:pPr>
+      <w:r>
+        <w:rPr>
+          <w:rFonts w:ascii="Arial" w:cs="Arial" w:eastAsia="Arial" w:hAnsi="Arial"/>
+          <w:b/>
+          <w:bCs/>
+          <w:sz w:val="17"/>
+          <w:szCs w:val="17"/>
+        </w:rPr>
+        <w:t xml:space="preserve">Content &amp; Pedagogy: </w:t>
+      </w:r>
+      <w:r>
+        <w:rPr>
+          <w:rFonts w:ascii="Arial" w:cs="Arial" w:eastAsia="Arial" w:hAnsi="Arial"/>
+          <w:sz w:val="17"/>
+          <w:szCs w:val="17"/>
+        </w:rPr>
+        <w:t xml:space="preserve">Developed and adapted by the educator team at SeaVuria (registered 501(c)(3) in the United States and registered NGO in Kenya, No. 872-850A-BF11), who designed the pedagogical framework, lesson templates and exemplar lessons on which this material is based.</w:t>
+      </w:r>
+    </w:p>
+    <w:p>
+      <w:pPr>
+        <w:spacing w:after="60" w:before="0"/>
+      </w:pPr>
+      <w:r>
+        <w:rPr>
+          <w:rFonts w:ascii="Arial" w:cs="Arial" w:eastAsia="Arial" w:hAnsi="Arial"/>
+          <w:b/>
+          <w:bCs/>
+          <w:sz w:val="17"/>
+          <w:szCs w:val="17"/>
+        </w:rPr>
+        <w:t xml:space="preserve">Production &amp; Layout: </w:t>
+      </w:r>
+      <w:r>
+        <w:rPr>
+          <w:rFonts w:ascii="Arial" w:cs="Arial" w:eastAsia="Arial" w:hAnsi="Arial"/>
+          <w:sz w:val="17"/>
+          <w:szCs w:val="17"/>
+        </w:rPr>
+        <w:t xml:space="preserve">Educational design and curriculum sequencing by SeaVuria. Technical layout, structural formatting, and digital optimization/implementation executed in partnership with ARES Education (registered 501(c)(3) in the United States and Canada (as Afretech Aid) and registered NGO in Kenya), with lesson drafting and compilation assisted by AI (Claude, Anthropic).</w:t>
+      </w:r>
+    </w:p>
+    <w:p>
+      <w:pPr>
+        <w:pBdr>
+          <w:bottom w:val="single" w:color="1F3864" w:sz="6" w:space="6"/>
+        </w:pBdr>
+        <w:spacing w:after="60" w:before="0"/>
+      </w:pPr>
+      <w:r>
+        <w:rPr>
+          <w:rFonts w:ascii="Arial" w:cs="Arial" w:eastAsia="Arial" w:hAnsi="Arial"/>
+          <w:b/>
+          <w:bCs/>
+          <w:sz w:val="17"/>
+          <w:szCs w:val="17"/>
+        </w:rPr>
+        <w:t xml:space="preserve">Licensing &amp; Copyright: </w:t>
+      </w:r>
+      <w:r>
+        <w:rPr>
+          <w:rFonts w:ascii="Arial" w:cs="Arial" w:eastAsia="Arial" w:hAnsi="Arial"/>
+          <w:sz w:val="17"/>
+          <w:szCs w:val="17"/>
+        </w:rPr>
+        <w:t xml:space="preserve">© 2026 SeaVuria and ARES. This work is licensed under a </w:t>
+      </w:r>
+      <w:hyperlink w:history="1" r:id="rId4ggdh5fkmnqwibvwxvsc9">
+        <w:r>
+          <w:rPr>
+            <w:rFonts w:ascii="Arial" w:cs="Arial" w:eastAsia="Arial" w:hAnsi="Arial"/>
+            <w:color w:val="1F6B75"/>
+            <w:sz w:val="17"/>
+            <w:szCs w:val="17"/>
+            <w:u w:val="single" w:color="1F6B75"/>
+          </w:rPr>
+          <w:t xml:space="preserve">Creative Commons Attribution-NonCommercial 4.0 International License</w:t>
+        </w:r>
+      </w:hyperlink>
+      <w:r>
+        <w:rPr>
+          <w:rFonts w:ascii="Arial" w:cs="Arial" w:eastAsia="Arial" w:hAnsi="Arial"/>
+          <w:sz w:val="17"/>
+          <w:szCs w:val="17"/>
+        </w:rPr>
+        <w:t xml:space="preserve"> (</w:t>
+      </w:r>
+      <w:hyperlink w:history="1" r:id="rIdaa0owd2xvaemvn5s-gtog">
+        <w:r>
+          <w:rPr>
+            <w:rFonts w:ascii="Arial" w:cs="Arial" w:eastAsia="Arial" w:hAnsi="Arial"/>
+            <w:color w:val="1F6B75"/>
+            <w:sz w:val="17"/>
+            <w:szCs w:val="17"/>
+            <w:u w:val="single" w:color="1F6B75"/>
+          </w:rPr>
+          <w:t xml:space="preserve">CC BY-NC 4.0</w:t>
+        </w:r>
+      </w:hyperlink>
+      <w:r>
+        <w:rPr>
+          <w:rFonts w:ascii="Arial" w:cs="Arial" w:eastAsia="Arial" w:hAnsi="Arial"/>
+          <w:sz w:val="17"/>
+          <w:szCs w:val="17"/>
+        </w:rPr>
+        <w:t xml:space="preserve">). To view a copy of this license, visit </w:t>
+      </w:r>
+      <w:hyperlink w:history="1" r:id="rIdz7my-4vprotvvhq5phc0j">
+        <w:r>
+          <w:rPr>
+            <w:rFonts w:ascii="Arial" w:cs="Arial" w:eastAsia="Arial" w:hAnsi="Arial"/>
+            <w:color w:val="1F6B75"/>
+            <w:sz w:val="17"/>
+            <w:szCs w:val="17"/>
+            <w:u w:val="single" w:color="1F6B75"/>
+          </w:rPr>
+          <w:t xml:space="preserve">https://creativecommons.org/licenses/by-nc/4.0/</w:t>
+        </w:r>
+      </w:hyperlink>
+      <w:r>
+        <w:rPr>
+          <w:rFonts w:ascii="Arial" w:cs="Arial" w:eastAsia="Arial" w:hAnsi="Arial"/>
+          <w:sz w:val="17"/>
+          <w:szCs w:val="17"/>
+        </w:rPr>
+        <w:t xml:space="preserve">. You are free to copy, redistribute, and adapt this material in any medium or format, provided appropriate credit is given and the material is not used for commercial purposes. KICD learning outcomes and curriculum designations reproduced here for alignment purposes remain the property of KICD and are not covered by this license. Linked external resources (e.g. CK-12, Khan Academy, PhET) are subject to their own licenses.</w:t>
       </w:r>
     </w:p>
     <w:p>

--- a/data/outputs/v2/Core_Mathematics/SS2.8_Vectors/Core_Mathematics_Vectors_FinalExplanation.docx
+++ b/data/outputs/v2/Core_Mathematics/SS2.8_Vectors/Core_Mathematics_Vectors_FinalExplanation.docx
@@ -95,7 +95,7 @@
                 <w:sz w:val="22"/>
                 <w:szCs w:val="22"/>
               </w:rPr>
-              <w:t xml:space="preserve">FINAL EXPLANATION: CORE MATHEMATICS – GRADE 10 | SUB-STRAND 2.8: VECTORS</w:t>
+              <w:t xml:space="preserve">FINAL EXPLANATION: CORE MATHEMATICS GRADE 10: SUB-STRAND 2.8 VECTORS, FINAL EXPLANATION</w:t>
             </w:r>
           </w:p>
         </w:tc>
@@ -422,297 +422,7 @@
                 <w:sz w:val="18"/>
                 <w:szCs w:val="18"/>
               </w:rPr>
-              <w:t xml:space="preserve">This is your Final Explanation task. You have spent 8 lessons investigating why two matatu journeys of exactly the same distance from Nairobi's CBD end up at completely different destinations. Now it is time to bring everything together and answer the driving question fully and precisely.</w:t>
-            </w:r>
-          </w:p>
-          <w:p>
-            <w:pPr>
-              <w:spacing w:after="40" w:before="0"/>
-              <w:jc w:val="left"/>
-            </w:pPr>
-            <w:r>
-              <w:rPr>
-                <w:rFonts w:ascii="Arial" w:cs="Arial" w:eastAsia="Arial" w:hAnsi="Arial"/>
-                <w:b w:val="false"/>
-                <w:bCs w:val="false"/>
-                <w:i w:val="false"/>
-                <w:iCs w:val="false"/>
-                <w:color w:val="000000"/>
-                <w:sz w:val="18"/>
-                <w:szCs w:val="18"/>
-              </w:rPr>
-              <w:t xml:space="preserve"/>
-            </w:r>
-          </w:p>
-          <w:p>
-            <w:pPr>
-              <w:spacing w:after="40" w:before="0"/>
-              <w:jc w:val="left"/>
-            </w:pPr>
-            <w:r>
-              <w:rPr>
-                <w:rFonts w:ascii="Arial" w:cs="Arial" w:eastAsia="Arial" w:hAnsi="Arial"/>
-                <w:b w:val="false"/>
-                <w:bCs w:val="false"/>
-                <w:i w:val="false"/>
-                <w:iCs w:val="false"/>
-                <w:color w:val="000000"/>
-                <w:sz w:val="18"/>
-                <w:szCs w:val="18"/>
-              </w:rPr>
-              <w:t xml:space="preserve">READ THE DRIVING QUESTION CAREFULLY:</w:t>
-            </w:r>
-          </w:p>
-          <w:p>
-            <w:pPr>
-              <w:spacing w:after="40" w:before="0"/>
-              <w:jc w:val="left"/>
-            </w:pPr>
-            <w:r>
-              <w:rPr>
-                <w:rFonts w:ascii="Arial" w:cs="Arial" w:eastAsia="Arial" w:hAnsi="Arial"/>
-                <w:b w:val="false"/>
-                <w:bCs w:val="false"/>
-                <w:i w:val="false"/>
-                <w:iCs w:val="false"/>
-                <w:color w:val="000000"/>
-                <w:sz w:val="18"/>
-                <w:szCs w:val="18"/>
-              </w:rPr>
-              <w:t xml:space="preserve">"Why do two matatu journeys of exactly the same distance from Nairobi's CBD end up at completely different destinations — and what mathematical tool do we need to describe a journey completely?"</w:t>
-            </w:r>
-          </w:p>
-          <w:p>
-            <w:pPr>
-              <w:spacing w:after="40" w:before="0"/>
-              <w:jc w:val="left"/>
-            </w:pPr>
-            <w:r>
-              <w:rPr>
-                <w:rFonts w:ascii="Arial" w:cs="Arial" w:eastAsia="Arial" w:hAnsi="Arial"/>
-                <w:b w:val="false"/>
-                <w:bCs w:val="false"/>
-                <w:i w:val="false"/>
-                <w:iCs w:val="false"/>
-                <w:color w:val="000000"/>
-                <w:sz w:val="18"/>
-                <w:szCs w:val="18"/>
-              </w:rPr>
-              <w:t xml:space="preserve"/>
-            </w:r>
-          </w:p>
-          <w:p>
-            <w:pPr>
-              <w:spacing w:after="40" w:before="0"/>
-              <w:jc w:val="left"/>
-            </w:pPr>
-            <w:r>
-              <w:rPr>
-                <w:rFonts w:ascii="Arial" w:cs="Arial" w:eastAsia="Arial" w:hAnsi="Arial"/>
-                <w:b w:val="false"/>
-                <w:bCs w:val="false"/>
-                <w:i w:val="false"/>
-                <w:iCs w:val="false"/>
-                <w:color w:val="000000"/>
-                <w:sz w:val="18"/>
-                <w:szCs w:val="18"/>
-              </w:rPr>
-              <w:t xml:space="preserve">YOUR TASK:</w:t>
-            </w:r>
-          </w:p>
-          <w:p>
-            <w:pPr>
-              <w:spacing w:after="40" w:before="0"/>
-              <w:jc w:val="left"/>
-            </w:pPr>
-            <w:r>
-              <w:rPr>
-                <w:rFonts w:ascii="Arial" w:cs="Arial" w:eastAsia="Arial" w:hAnsi="Arial"/>
-                <w:b w:val="false"/>
-                <w:bCs w:val="false"/>
-                <w:i w:val="false"/>
-                <w:iCs w:val="false"/>
-                <w:color w:val="000000"/>
-                <w:sz w:val="18"/>
-                <w:szCs w:val="18"/>
-              </w:rPr>
-              <w:t xml:space="preserve">Write a complete, well-organised explanation that answers the driving question using the mathematical ideas you have learned in this unit. Your explanation must move logically from the phenomenon (the two matatus) all the way to the mathematical tool (vectors) and show how that tool solves the puzzle.</w:t>
-            </w:r>
-          </w:p>
-          <w:p>
-            <w:pPr>
-              <w:spacing w:after="40" w:before="0"/>
-              <w:jc w:val="left"/>
-            </w:pPr>
-            <w:r>
-              <w:rPr>
-                <w:rFonts w:ascii="Arial" w:cs="Arial" w:eastAsia="Arial" w:hAnsi="Arial"/>
-                <w:b w:val="false"/>
-                <w:bCs w:val="false"/>
-                <w:i w:val="false"/>
-                <w:iCs w:val="false"/>
-                <w:color w:val="000000"/>
-                <w:sz w:val="18"/>
-                <w:szCs w:val="18"/>
-              </w:rPr>
-              <w:t xml:space="preserve"/>
-            </w:r>
-          </w:p>
-          <w:p>
-            <w:pPr>
-              <w:spacing w:after="40" w:before="0"/>
-              <w:jc w:val="left"/>
-            </w:pPr>
-            <w:r>
-              <w:rPr>
-                <w:rFonts w:ascii="Arial" w:cs="Arial" w:eastAsia="Arial" w:hAnsi="Arial"/>
-                <w:b w:val="false"/>
-                <w:bCs w:val="false"/>
-                <w:i w:val="false"/>
-                <w:iCs w:val="false"/>
-                <w:color w:val="000000"/>
-                <w:sz w:val="18"/>
-                <w:szCs w:val="18"/>
-              </w:rPr>
-              <w:t xml:space="preserve">Work through each section below in order. Use the sentence starters if you need help getting started, but you are encouraged to go beyond them. Support every claim with a mathematical example, diagram description, or calculation.</w:t>
-            </w:r>
-          </w:p>
-          <w:p>
-            <w:pPr>
-              <w:spacing w:after="40" w:before="0"/>
-              <w:jc w:val="left"/>
-            </w:pPr>
-            <w:r>
-              <w:rPr>
-                <w:rFonts w:ascii="Arial" w:cs="Arial" w:eastAsia="Arial" w:hAnsi="Arial"/>
-                <w:b w:val="false"/>
-                <w:bCs w:val="false"/>
-                <w:i w:val="false"/>
-                <w:iCs w:val="false"/>
-                <w:color w:val="000000"/>
-                <w:sz w:val="18"/>
-                <w:szCs w:val="18"/>
-              </w:rPr>
-              <w:t xml:space="preserve"/>
-            </w:r>
-          </w:p>
-          <w:p>
-            <w:pPr>
-              <w:spacing w:after="40" w:before="0"/>
-              <w:jc w:val="left"/>
-            </w:pPr>
-            <w:r>
-              <w:rPr>
-                <w:rFonts w:ascii="Arial" w:cs="Arial" w:eastAsia="Arial" w:hAnsi="Arial"/>
-                <w:b w:val="false"/>
-                <w:bCs w:val="false"/>
-                <w:i w:val="false"/>
-                <w:iCs w:val="false"/>
-                <w:color w:val="000000"/>
-                <w:sz w:val="18"/>
-                <w:szCs w:val="18"/>
-              </w:rPr>
-              <w:t xml:space="preserve">TIPS FOR A STRONG RESPONSE:</w:t>
-            </w:r>
-          </w:p>
-          <w:p>
-            <w:pPr>
-              <w:spacing w:after="30" w:before="0"/>
-              <w:ind w:left="360" w:hanging="180"/>
-              <w:jc w:val="left"/>
-            </w:pPr>
-            <w:r>
-              <w:rPr>
-                <w:rFonts w:ascii="Arial" w:cs="Arial" w:eastAsia="Arial" w:hAnsi="Arial"/>
-                <w:b w:val="false"/>
-                <w:bCs w:val="false"/>
-                <w:i w:val="false"/>
-                <w:iCs w:val="false"/>
-                <w:color w:val="000000"/>
-                <w:sz w:val="18"/>
-                <w:szCs w:val="18"/>
-              </w:rPr>
-              <w:t xml:space="preserve">–  Always connect your mathematics back to the matatu scenario or another real Kenyan context.</w:t>
-            </w:r>
-          </w:p>
-          <w:p>
-            <w:pPr>
-              <w:spacing w:after="30" w:before="0"/>
-              <w:ind w:left="360" w:hanging="180"/>
-              <w:jc w:val="left"/>
-            </w:pPr>
-            <w:r>
-              <w:rPr>
-                <w:rFonts w:ascii="Arial" w:cs="Arial" w:eastAsia="Arial" w:hAnsi="Arial"/>
-                <w:b w:val="false"/>
-                <w:bCs w:val="false"/>
-                <w:i w:val="false"/>
-                <w:iCs w:val="false"/>
-                <w:color w:val="000000"/>
-                <w:sz w:val="18"/>
-                <w:szCs w:val="18"/>
-              </w:rPr>
-              <w:t xml:space="preserve">–  Use correct mathematical notation (e.g., vector AB written as AB with an arrow, column vectors, magnitude notation |v|).</w:t>
-            </w:r>
-          </w:p>
-          <w:p>
-            <w:pPr>
-              <w:spacing w:after="30" w:before="0"/>
-              <w:ind w:left="360" w:hanging="180"/>
-              <w:jc w:val="left"/>
-            </w:pPr>
-            <w:r>
-              <w:rPr>
-                <w:rFonts w:ascii="Arial" w:cs="Arial" w:eastAsia="Arial" w:hAnsi="Arial"/>
-                <w:b w:val="false"/>
-                <w:bCs w:val="false"/>
-                <w:i w:val="false"/>
-                <w:iCs w:val="false"/>
-                <w:color w:val="000000"/>
-                <w:sz w:val="18"/>
-                <w:szCs w:val="18"/>
-              </w:rPr>
-              <w:t xml:space="preserve">–  Show working where calculations are required.</w:t>
-            </w:r>
-          </w:p>
-          <w:p>
-            <w:pPr>
-              <w:spacing w:after="30" w:before="0"/>
-              <w:ind w:left="360" w:hanging="180"/>
-              <w:jc w:val="left"/>
-            </w:pPr>
-            <w:r>
-              <w:rPr>
-                <w:rFonts w:ascii="Arial" w:cs="Arial" w:eastAsia="Arial" w:hAnsi="Arial"/>
-                <w:b w:val="false"/>
-                <w:bCs w:val="false"/>
-                <w:i w:val="false"/>
-                <w:iCs w:val="false"/>
-                <w:color w:val="000000"/>
-                <w:sz w:val="18"/>
-                <w:szCs w:val="18"/>
-              </w:rPr>
-              <w:t xml:space="preserve">–  Diagrams or sketches are encouraged — describe or draw them clearly.</w:t>
-            </w:r>
-          </w:p>
-          <w:p>
-            <w:pPr>
-              <w:spacing w:after="30" w:before="0"/>
-              <w:ind w:left="360" w:hanging="180"/>
-              <w:jc w:val="left"/>
-            </w:pPr>
-            <w:r>
-              <w:rPr>
-                <w:rFonts w:ascii="Arial" w:cs="Arial" w:eastAsia="Arial" w:hAnsi="Arial"/>
-                <w:b w:val="false"/>
-                <w:bCs w:val="false"/>
-                <w:i w:val="false"/>
-                <w:iCs w:val="false"/>
-                <w:color w:val="000000"/>
-                <w:sz w:val="18"/>
-                <w:szCs w:val="18"/>
-              </w:rPr>
-              <w:t xml:space="preserve">–  Aim for precision: a good scientist or mathematician says exactly what they mean.</w:t>
+              <w:t xml:space="preserve">Driving question: Why do two matatu journeys of exactly the same distance from Nairobi's CBD end up at completely different destinations, and what mathematical tool do we need to describe a journey completely? Answer every section in the space under each prompt. Use what you learned in Lessons 1 to 8: the Kencom matatu map, the Nairobi grid with Kencom Bus Stop as the origin O, and the Nakuru journey map. In the calculation sections, show each step of your working and write the correct units (take 1 grid unit = 1 km). Use the terms scalar, vector, distance and displacement carefully. Where a question asks you to explain, write full sentences and connect your answer back to the two matatus from Kencom.</w:t>
             </w:r>
           </w:p>
         </w:tc>
@@ -740,14 +450,12 @@
         <w:tblLayout w:type="fixed"/>
       </w:tblPr>
       <w:tblGrid>
-        <w:gridCol w:w="3000"/>
-        <w:gridCol w:w="10680"/>
+        <w:gridCol w:w="13680"/>
       </w:tblGrid>
       <w:tr>
         <w:tc>
           <w:tcPr>
             <w:tcW w:type="dxa" w:w="13680"/>
-            <w:gridSpan w:val="2"/>
             <w:shd w:fill="1F3864" w:color="auto" w:val="clear"/>
             <w:tcMar>
               <w:top w:type="dxa" w:w="60"/>
@@ -773,15 +481,15 @@
                 <w:sz w:val="22"/>
                 <w:szCs w:val="22"/>
               </w:rPr>
-              <w:t xml:space="preserve">Section 1: What Is Wrong with Distance Alone? (The Phenomenon)</w:t>
-            </w:r>
-          </w:p>
-        </w:tc>
-      </w:tr>
-      <w:tr>
-        <w:tc>
-          <w:tcPr>
-            <w:tcW w:type="dxa" w:w="3000"/>
+              <w:t xml:space="preserve">Part 1: Why is '8 km' not enough?</w:t>
+            </w:r>
+          </w:p>
+        </w:tc>
+      </w:tr>
+      <w:tr>
+        <w:tc>
+          <w:tcPr>
+            <w:tcW w:type="dxa" w:w="13680"/>
             <w:shd w:fill="D9EEF1" w:color="auto" w:val="clear"/>
             <w:tcMar>
               <w:top w:type="dxa" w:w="60"/>
@@ -807,51 +515,18 @@
                 <w:sz w:val="18"/>
                 <w:szCs w:val="18"/>
               </w:rPr>
-              <w:t xml:space="preserve">Explain the matatu puzzle in your own words. Why is it surprising that both matatus travel 8 km yet end up in completely different places? What does this tell us about the mathematical idea of distance (a scalar quantity)? Define scalar quantity and explain what information it gives — and what information it is missing.</w:t>
-            </w:r>
-          </w:p>
-          <w:p>
-            <w:pPr>
-              <w:spacing w:after="40" w:before="0"/>
-              <w:jc w:val="left"/>
-            </w:pPr>
-            <w:r>
-              <w:rPr>
-                <w:rFonts w:ascii="Arial" w:cs="Arial" w:eastAsia="Arial" w:hAnsi="Arial"/>
-                <w:b/>
-                <w:bCs/>
-                <w:i w:val="false"/>
-                <w:iCs w:val="false"/>
-                <w:color w:val="000000"/>
-                <w:sz w:val="18"/>
-                <w:szCs w:val="18"/>
-              </w:rPr>
-              <w:t xml:space="preserve"/>
-            </w:r>
-          </w:p>
-          <w:p>
-            <w:pPr>
-              <w:spacing w:after="40" w:before="0"/>
-              <w:jc w:val="left"/>
-            </w:pPr>
-            <w:r>
-              <w:rPr>
-                <w:rFonts w:ascii="Arial" w:cs="Arial" w:eastAsia="Arial" w:hAnsi="Arial"/>
-                <w:b/>
-                <w:bCs/>
-                <w:i w:val="false"/>
-                <w:iCs w:val="false"/>
-                <w:color w:val="000000"/>
-                <w:sz w:val="18"/>
-                <w:szCs w:val="18"/>
-              </w:rPr>
-              <w:t xml:space="preserve">Sentence starter: "When Matatu A and Matatu B both leave Kencom Bus Stop and travel exactly 8 km, we might expect them to arrive at the same place. However, this does not happen because…"</w:t>
-            </w:r>
-          </w:p>
-        </w:tc>
-        <w:tc>
-          <w:tcPr>
-            <w:tcW w:type="dxa" w:w="10680"/>
+              <w:t xml:space="preserve">Two matatu drivers both travel 8 km from Kencom Bus Stop in Nairobi's CBD. One arrives at Westlands (north-west on the map) and the other arrives at South B (south-east on the map). (a) Is '8 km' a scalar or a vector quantity? Explain what it tells you and what it does not tell you. (b) Give one example of a scalar and one example of a vector from everyday Kenyan life, and say why each belongs in its group. (c) Use the words magnitude and direction to explain why the two matatus end up in different places.</w:t>
+            </w:r>
+          </w:p>
+        </w:tc>
+      </w:tr>
+      <w:tr>
+        <w:trPr>
+          <w:trHeight w:val="4200" w:hRule="atLeast"/>
+        </w:trPr>
+        <w:tc>
+          <w:tcPr>
+            <w:tcW w:type="dxa" w:w="13680"/>
             <w:shd w:fill="FFFFFF" w:color="auto" w:val="clear"/>
             <w:tcMar>
               <w:top w:type="dxa" w:w="60"/>
@@ -871,13 +546,13 @@
                 <w:rFonts w:ascii="Arial" w:cs="Arial" w:eastAsia="Arial" w:hAnsi="Arial"/>
                 <w:b w:val="false"/>
                 <w:bCs w:val="false"/>
-                <w:i w:val="false"/>
-                <w:iCs w:val="false"/>
-                <w:color w:val="000000"/>
-                <w:sz w:val="18"/>
-                <w:szCs w:val="18"/>
-              </w:rPr>
-              <w:t xml:space="preserve">When Matatu A and Matatu B both leave Kencom Bus Stop and travel exactly 8 km, we might expect them to arrive at the same place. However, this does not happen because distance alone does not tell you which way you are travelling. Distance is a scalar quantity — it has magnitude (size) only, with no direction attached. For example, saying a matatu travels '8 km' tells you how far it went, but not whether it headed north towards Westlands or south towards South B. Because Nairobi's roads spread out in many directions from the CBD, two travellers can cover identical distances and land in completely different neighbourhoods. This shows us that magnitude alone is not enough to describe a journey completely. We are missing something crucial: direction. The puzzle of the two matatus reveals that we need a new type of mathematical quantity — one that carries both magnitude AND direction.</w:t>
+                <w:i/>
+                <w:iCs/>
+                <w:color w:val="808080"/>
+                <w:sz w:val="18"/>
+                <w:szCs w:val="18"/>
+              </w:rPr>
+              <w:t xml:space="preserve">Write your answer here:</w:t>
             </w:r>
           </w:p>
         </w:tc>
@@ -905,14 +580,12 @@
         <w:tblLayout w:type="fixed"/>
       </w:tblPr>
       <w:tblGrid>
-        <w:gridCol w:w="3000"/>
-        <w:gridCol w:w="10680"/>
+        <w:gridCol w:w="13680"/>
       </w:tblGrid>
       <w:tr>
         <w:tc>
           <w:tcPr>
             <w:tcW w:type="dxa" w:w="13680"/>
-            <w:gridSpan w:val="2"/>
             <w:shd w:fill="1F3864" w:color="auto" w:val="clear"/>
             <w:tcMar>
               <w:top w:type="dxa" w:w="60"/>
@@ -938,15 +611,15 @@
                 <w:sz w:val="22"/>
                 <w:szCs w:val="22"/>
               </w:rPr>
-              <w:t xml:space="preserve">Section 2: Introducing the Vector — The Complete Description of a Journey</w:t>
-            </w:r>
-          </w:p>
-        </w:tc>
-      </w:tr>
-      <w:tr>
-        <w:tc>
-          <w:tcPr>
-            <w:tcW w:type="dxa" w:w="3000"/>
+              <w:t xml:space="preserve">Part 2: Writing journeys as column vectors</w:t>
+            </w:r>
+          </w:p>
+        </w:tc>
+      </w:tr>
+      <w:tr>
+        <w:tc>
+          <w:tcPr>
+            <w:tcW w:type="dxa" w:w="13680"/>
             <w:shd w:fill="D9EEF1" w:color="auto" w:val="clear"/>
             <w:tcMar>
               <w:top w:type="dxa" w:w="60"/>
@@ -972,111 +645,18 @@
                 <w:sz w:val="18"/>
                 <w:szCs w:val="18"/>
               </w:rPr>
-              <w:t xml:space="preserve">Define a vector quantity in precise mathematical language. Explain how a vector is different from a scalar. Using the matatu scenario, show how representing each journey as a vector (rather than just a distance) solves the puzzle. In your answer:</w:t>
-            </w:r>
-          </w:p>
-          <w:p>
-            <w:pPr>
-              <w:spacing w:after="30" w:before="0"/>
-              <w:ind w:left="360" w:hanging="180"/>
-              <w:jc w:val="left"/>
-            </w:pPr>
-            <w:r>
-              <w:rPr>
-                <w:rFonts w:ascii="Arial" w:cs="Arial" w:eastAsia="Arial" w:hAnsi="Arial"/>
-                <w:b/>
-                <w:bCs/>
-                <w:i w:val="false"/>
-                <w:iCs w:val="false"/>
-                <w:color w:val="000000"/>
-                <w:sz w:val="18"/>
-                <w:szCs w:val="18"/>
-              </w:rPr>
-              <w:t xml:space="preserve">–  Give the mathematical notation for a vector (e.g., using arrow notation and column vector form).</w:t>
-            </w:r>
-          </w:p>
-          <w:p>
-            <w:pPr>
-              <w:spacing w:after="30" w:before="0"/>
-              <w:ind w:left="360" w:hanging="180"/>
-              <w:jc w:val="left"/>
-            </w:pPr>
-            <w:r>
-              <w:rPr>
-                <w:rFonts w:ascii="Arial" w:cs="Arial" w:eastAsia="Arial" w:hAnsi="Arial"/>
-                <w:b/>
-                <w:bCs/>
-                <w:i w:val="false"/>
-                <w:iCs w:val="false"/>
-                <w:color w:val="000000"/>
-                <w:sz w:val="18"/>
-                <w:szCs w:val="18"/>
-              </w:rPr>
-              <w:t xml:space="preserve">–  Describe or draw a simple diagram showing the two matatu journeys as vectors on a grid, with Kencom Bus Stop as the origin.</w:t>
-            </w:r>
-          </w:p>
-          <w:p>
-            <w:pPr>
-              <w:spacing w:after="30" w:before="0"/>
-              <w:ind w:left="360" w:hanging="180"/>
-              <w:jc w:val="left"/>
-            </w:pPr>
-            <w:r>
-              <w:rPr>
-                <w:rFonts w:ascii="Arial" w:cs="Arial" w:eastAsia="Arial" w:hAnsi="Arial"/>
-                <w:b/>
-                <w:bCs/>
-                <w:i w:val="false"/>
-                <w:iCs w:val="false"/>
-                <w:color w:val="000000"/>
-                <w:sz w:val="18"/>
-                <w:szCs w:val="18"/>
-              </w:rPr>
-              <w:t xml:space="preserve">–  Explain what the tail and head of each vector arrow represent in the real-world context.</w:t>
-            </w:r>
-          </w:p>
-          <w:p>
-            <w:pPr>
-              <w:spacing w:after="40" w:before="0"/>
-              <w:jc w:val="left"/>
-            </w:pPr>
-            <w:r>
-              <w:rPr>
-                <w:rFonts w:ascii="Arial" w:cs="Arial" w:eastAsia="Arial" w:hAnsi="Arial"/>
-                <w:b/>
-                <w:bCs/>
-                <w:i w:val="false"/>
-                <w:iCs w:val="false"/>
-                <w:color w:val="000000"/>
-                <w:sz w:val="18"/>
-                <w:szCs w:val="18"/>
-              </w:rPr>
-              <w:t xml:space="preserve"/>
-            </w:r>
-          </w:p>
-          <w:p>
-            <w:pPr>
-              <w:spacing w:after="40" w:before="0"/>
-              <w:jc w:val="left"/>
-            </w:pPr>
-            <w:r>
-              <w:rPr>
-                <w:rFonts w:ascii="Arial" w:cs="Arial" w:eastAsia="Arial" w:hAnsi="Arial"/>
-                <w:b/>
-                <w:bCs/>
-                <w:i w:val="false"/>
-                <w:iCs w:val="false"/>
-                <w:color w:val="000000"/>
-                <w:sz w:val="18"/>
-                <w:szCs w:val="18"/>
-              </w:rPr>
-              <w:t xml:space="preserve">Sentence starter: "A vector is a quantity that has both magnitude and direction. Unlike a scalar, a vector tells us not only how far but also…"</w:t>
-            </w:r>
-          </w:p>
-        </w:tc>
-        <w:tc>
-          <w:tcPr>
-            <w:tcW w:type="dxa" w:w="10680"/>
+              <w:t xml:space="preserve">On the simplified Nairobi coordinate grid used in Lessons 5 and 6, Kencom Bus Stop is the origin O. On this grid, one Westlands-route journey is the column vector w = (6; 5) and one South B-route journey is the column vector s = (−4; −6). (a) Explain what the top number and the bottom number in a column vector tell you. (b) Calculate the magnitude of w and the magnitude of s, correct to 1 decimal place. (c) Compare your two magnitudes with the '8 km' labels on the map. (d) Explain why the two column vectors are different even though their magnitudes are similar.</w:t>
+            </w:r>
+          </w:p>
+        </w:tc>
+      </w:tr>
+      <w:tr>
+        <w:trPr>
+          <w:trHeight w:val="4200" w:hRule="atLeast"/>
+        </w:trPr>
+        <w:tc>
+          <w:tcPr>
+            <w:tcW w:type="dxa" w:w="13680"/>
             <w:shd w:fill="FFFFFF" w:color="auto" w:val="clear"/>
             <w:tcMar>
               <w:top w:type="dxa" w:w="60"/>
@@ -1096,129 +676,13 @@
                 <w:rFonts w:ascii="Arial" w:cs="Arial" w:eastAsia="Arial" w:hAnsi="Arial"/>
                 <w:b w:val="false"/>
                 <w:bCs w:val="false"/>
-                <w:i w:val="false"/>
-                <w:iCs w:val="false"/>
-                <w:color w:val="000000"/>
-                <w:sz w:val="18"/>
-                <w:szCs w:val="18"/>
-              </w:rPr>
-              <w:t xml:space="preserve">A vector is a quantity that has both magnitude and direction. Unlike a scalar, a vector tells us not only how far but also which way. We can write a vector using arrow notation, for example vector AB (with an arrow above), where A is the starting point (the tail) and B is the ending point (the head). In column vector form, we write it as a vertical pair of numbers: the top number shows horizontal displacement (east/west) and the bottom number shows vertical displacement (north/south).</w:t>
-            </w:r>
-          </w:p>
-          <w:p>
-            <w:pPr>
-              <w:spacing w:after="40" w:before="0"/>
-              <w:jc w:val="left"/>
-            </w:pPr>
-            <w:r>
-              <w:rPr>
-                <w:rFonts w:ascii="Arial" w:cs="Arial" w:eastAsia="Arial" w:hAnsi="Arial"/>
-                <w:b w:val="false"/>
-                <w:bCs w:val="false"/>
-                <w:i w:val="false"/>
-                <w:iCs w:val="false"/>
-                <w:color w:val="000000"/>
-                <w:sz w:val="18"/>
-                <w:szCs w:val="18"/>
-              </w:rPr>
-              <w:t xml:space="preserve"/>
-            </w:r>
-          </w:p>
-          <w:p>
-            <w:pPr>
-              <w:spacing w:after="40" w:before="0"/>
-              <w:jc w:val="left"/>
-            </w:pPr>
-            <w:r>
-              <w:rPr>
-                <w:rFonts w:ascii="Arial" w:cs="Arial" w:eastAsia="Arial" w:hAnsi="Arial"/>
-                <w:b w:val="false"/>
-                <w:bCs w:val="false"/>
-                <w:i w:val="false"/>
-                <w:iCs w:val="false"/>
-                <w:color w:val="000000"/>
-                <w:sz w:val="18"/>
-                <w:szCs w:val="18"/>
-              </w:rPr>
-              <w:t xml:space="preserve">For the matatu puzzle, if we place Kencom Bus Stop at the origin O on a grid, then:</w:t>
-            </w:r>
-          </w:p>
-          <w:p>
-            <w:pPr>
-              <w:spacing w:after="30" w:before="0"/>
-              <w:ind w:left="360" w:hanging="180"/>
-              <w:jc w:val="left"/>
-            </w:pPr>
-            <w:r>
-              <w:rPr>
-                <w:rFonts w:ascii="Arial" w:cs="Arial" w:eastAsia="Arial" w:hAnsi="Arial"/>
-                <w:b w:val="false"/>
-                <w:bCs w:val="false"/>
-                <w:i w:val="false"/>
-                <w:iCs w:val="false"/>
-                <w:color w:val="000000"/>
-                <w:sz w:val="18"/>
-                <w:szCs w:val="18"/>
-              </w:rPr>
-              <w:t xml:space="preserve">–  Matatu A travels roughly north-west to Westlands. Its journey could be represented as the column vector (−5, 6), meaning 5 km west and 6 km north. Its magnitude is √(5² + 6²) = √(25 + 36) = √61 ≈ 7.8 km ≈ 8 km. ✓</w:t>
-            </w:r>
-          </w:p>
-          <w:p>
-            <w:pPr>
-              <w:spacing w:after="30" w:before="0"/>
-              <w:ind w:left="360" w:hanging="180"/>
-              <w:jc w:val="left"/>
-            </w:pPr>
-            <w:r>
-              <w:rPr>
-                <w:rFonts w:ascii="Arial" w:cs="Arial" w:eastAsia="Arial" w:hAnsi="Arial"/>
-                <w:b w:val="false"/>
-                <w:bCs w:val="false"/>
-                <w:i w:val="false"/>
-                <w:iCs w:val="false"/>
-                <w:color w:val="000000"/>
-                <w:sz w:val="18"/>
-                <w:szCs w:val="18"/>
-              </w:rPr>
-              <w:t xml:space="preserve">–  Matatu B travels roughly south to South B. Its journey could be represented as the column vector (2, −8), meaning 2 km east and 8 km south. Its magnitude is √(2² + 8²) = √(4 + 64) = √68 ≈ 8.2 km ≈ 8 km. ✓</w:t>
-            </w:r>
-          </w:p>
-          <w:p>
-            <w:pPr>
-              <w:spacing w:after="40" w:before="0"/>
-              <w:jc w:val="left"/>
-            </w:pPr>
-            <w:r>
-              <w:rPr>
-                <w:rFonts w:ascii="Arial" w:cs="Arial" w:eastAsia="Arial" w:hAnsi="Arial"/>
-                <w:b w:val="false"/>
-                <w:bCs w:val="false"/>
-                <w:i w:val="false"/>
-                <w:iCs w:val="false"/>
-                <w:color w:val="000000"/>
-                <w:sz w:val="18"/>
-                <w:szCs w:val="18"/>
-              </w:rPr>
-              <w:t xml:space="preserve"/>
-            </w:r>
-          </w:p>
-          <w:p>
-            <w:pPr>
-              <w:spacing w:after="40" w:before="0"/>
-              <w:jc w:val="left"/>
-            </w:pPr>
-            <w:r>
-              <w:rPr>
-                <w:rFonts w:ascii="Arial" w:cs="Arial" w:eastAsia="Arial" w:hAnsi="Arial"/>
-                <w:b w:val="false"/>
-                <w:bCs w:val="false"/>
-                <w:i w:val="false"/>
-                <w:iCs w:val="false"/>
-                <w:color w:val="000000"/>
-                <w:sz w:val="18"/>
-                <w:szCs w:val="18"/>
-              </w:rPr>
-              <w:t xml:space="preserve">Both vectors have nearly the same magnitude (~8 km), confirming the same distance — yet they point in completely different directions, explaining why the destinations are different. The tail of each vector arrow is at Kencom (the origin), and the head points to the final destination. Direction is what separates the two journeys. Without specifying direction, the description is mathematically incomplete.</w:t>
+                <w:i/>
+                <w:iCs/>
+                <w:color w:val="808080"/>
+                <w:sz w:val="18"/>
+                <w:szCs w:val="18"/>
+              </w:rPr>
+              <w:t xml:space="preserve">Write your answer here:</w:t>
             </w:r>
           </w:p>
         </w:tc>
@@ -1246,14 +710,12 @@
         <w:tblLayout w:type="fixed"/>
       </w:tblPr>
       <w:tblGrid>
-        <w:gridCol w:w="3000"/>
-        <w:gridCol w:w="10680"/>
+        <w:gridCol w:w="13680"/>
       </w:tblGrid>
       <w:tr>
         <w:tc>
           <w:tcPr>
             <w:tcW w:type="dxa" w:w="13680"/>
-            <w:gridSpan w:val="2"/>
             <w:shd w:fill="1F3864" w:color="auto" w:val="clear"/>
             <w:tcMar>
               <w:top w:type="dxa" w:w="60"/>
@@ -1279,15 +741,15 @@
                 <w:sz w:val="22"/>
                 <w:szCs w:val="22"/>
               </w:rPr>
-              <w:t xml:space="preserve">Section 3: Key Properties and Operations of Vectors</w:t>
-            </w:r>
-          </w:p>
-        </w:tc>
-      </w:tr>
-      <w:tr>
-        <w:tc>
-          <w:tcPr>
-            <w:tcW w:type="dxa" w:w="3000"/>
+              <w:t xml:space="preserve">Part 3: Position vectors, displacement and midpoint</w:t>
+            </w:r>
+          </w:p>
+        </w:tc>
+      </w:tr>
+      <w:tr>
+        <w:tc>
+          <w:tcPr>
+            <w:tcW w:type="dxa" w:w="13680"/>
             <w:shd w:fill="D9EEF1" w:color="auto" w:val="clear"/>
             <w:tcMar>
               <w:top w:type="dxa" w:w="60"/>
@@ -1313,165 +775,18 @@
                 <w:sz w:val="18"/>
                 <w:szCs w:val="18"/>
               </w:rPr>
-              <w:t xml:space="preserve">Demonstrate your understanding of vector properties and operations by answering the following:</w:t>
-            </w:r>
-          </w:p>
-          <w:p>
-            <w:pPr>
-              <w:spacing w:after="40" w:before="0"/>
-              <w:jc w:val="left"/>
-            </w:pPr>
-            <w:r>
-              <w:rPr>
-                <w:rFonts w:ascii="Arial" w:cs="Arial" w:eastAsia="Arial" w:hAnsi="Arial"/>
-                <w:b/>
-                <w:bCs/>
-                <w:i w:val="false"/>
-                <w:iCs w:val="false"/>
-                <w:color w:val="000000"/>
-                <w:sz w:val="18"/>
-                <w:szCs w:val="18"/>
-              </w:rPr>
-              <w:t xml:space="preserve"/>
-            </w:r>
-          </w:p>
-          <w:p>
-            <w:pPr>
-              <w:spacing w:after="40" w:before="0"/>
-              <w:jc w:val="left"/>
-            </w:pPr>
-            <w:r>
-              <w:rPr>
-                <w:rFonts w:ascii="Arial" w:cs="Arial" w:eastAsia="Arial" w:hAnsi="Arial"/>
-                <w:b/>
-                <w:bCs/>
-                <w:i w:val="false"/>
-                <w:iCs w:val="false"/>
-                <w:color w:val="000000"/>
-                <w:sz w:val="18"/>
-                <w:szCs w:val="18"/>
-              </w:rPr>
-              <w:t xml:space="preserve">(a) EQUALITY OF VECTORS: Matatu C travels from Westlands to Pangani, and Matatu D travels from Hurlingham to Kariokor along a parallel road in the same direction and over the same distance. Are these two journeys the same vector? Explain using the definition of equal vectors.</w:t>
-            </w:r>
-          </w:p>
-          <w:p>
-            <w:pPr>
-              <w:spacing w:after="40" w:before="0"/>
-              <w:jc w:val="left"/>
-            </w:pPr>
-            <w:r>
-              <w:rPr>
-                <w:rFonts w:ascii="Arial" w:cs="Arial" w:eastAsia="Arial" w:hAnsi="Arial"/>
-                <w:b/>
-                <w:bCs/>
-                <w:i w:val="false"/>
-                <w:iCs w:val="false"/>
-                <w:color w:val="000000"/>
-                <w:sz w:val="18"/>
-                <w:szCs w:val="18"/>
-              </w:rPr>
-              <w:t xml:space="preserve"/>
-            </w:r>
-          </w:p>
-          <w:p>
-            <w:pPr>
-              <w:spacing w:after="40" w:before="0"/>
-              <w:jc w:val="left"/>
-            </w:pPr>
-            <w:r>
-              <w:rPr>
-                <w:rFonts w:ascii="Arial" w:cs="Arial" w:eastAsia="Arial" w:hAnsi="Arial"/>
-                <w:b/>
-                <w:bCs/>
-                <w:i w:val="false"/>
-                <w:iCs w:val="false"/>
-                <w:color w:val="000000"/>
-                <w:sz w:val="18"/>
-                <w:szCs w:val="18"/>
-              </w:rPr>
-              <w:t xml:space="preserve">(b) VECTOR ADDITION: A delivery rider leaves Gikomba Market, rides 3 km east, then turns and rides 4 km north to reach Mutindwa Market. Show how to find the single vector (resultant) that represents the total journey using the triangle law of vector addition. Calculate the magnitude of this resultant vector.</w:t>
-            </w:r>
-          </w:p>
-          <w:p>
-            <w:pPr>
-              <w:spacing w:after="40" w:before="0"/>
-              <w:jc w:val="left"/>
-            </w:pPr>
-            <w:r>
-              <w:rPr>
-                <w:rFonts w:ascii="Arial" w:cs="Arial" w:eastAsia="Arial" w:hAnsi="Arial"/>
-                <w:b/>
-                <w:bCs/>
-                <w:i w:val="false"/>
-                <w:iCs w:val="false"/>
-                <w:color w:val="000000"/>
-                <w:sz w:val="18"/>
-                <w:szCs w:val="18"/>
-              </w:rPr>
-              <w:t xml:space="preserve"/>
-            </w:r>
-          </w:p>
-          <w:p>
-            <w:pPr>
-              <w:spacing w:after="40" w:before="0"/>
-              <w:jc w:val="left"/>
-            </w:pPr>
-            <w:r>
-              <w:rPr>
-                <w:rFonts w:ascii="Arial" w:cs="Arial" w:eastAsia="Arial" w:hAnsi="Arial"/>
-                <w:b/>
-                <w:bCs/>
-                <w:i w:val="false"/>
-                <w:iCs w:val="false"/>
-                <w:color w:val="000000"/>
-                <w:sz w:val="18"/>
-                <w:szCs w:val="18"/>
-              </w:rPr>
-              <w:t xml:space="preserve">(c) SCALAR MULTIPLICATION: If the same delivery rider doubles his route, what is the new vector? What changes and what stays the same?</w:t>
-            </w:r>
-          </w:p>
-          <w:p>
-            <w:pPr>
-              <w:spacing w:after="40" w:before="0"/>
-              <w:jc w:val="left"/>
-            </w:pPr>
-            <w:r>
-              <w:rPr>
-                <w:rFonts w:ascii="Arial" w:cs="Arial" w:eastAsia="Arial" w:hAnsi="Arial"/>
-                <w:b/>
-                <w:bCs/>
-                <w:i w:val="false"/>
-                <w:iCs w:val="false"/>
-                <w:color w:val="000000"/>
-                <w:sz w:val="18"/>
-                <w:szCs w:val="18"/>
-              </w:rPr>
-              <w:t xml:space="preserve"/>
-            </w:r>
-          </w:p>
-          <w:p>
-            <w:pPr>
-              <w:spacing w:after="40" w:before="0"/>
-              <w:jc w:val="left"/>
-            </w:pPr>
-            <w:r>
-              <w:rPr>
-                <w:rFonts w:ascii="Arial" w:cs="Arial" w:eastAsia="Arial" w:hAnsi="Arial"/>
-                <w:b/>
-                <w:bCs/>
-                <w:i w:val="false"/>
-                <w:iCs w:val="false"/>
-                <w:color w:val="000000"/>
-                <w:sz w:val="18"/>
-                <w:szCs w:val="18"/>
-              </w:rPr>
-              <w:t xml:space="preserve">Sentence starter for (b): "To find the resultant vector of the two-stage journey, I can use the triangle law of vector addition, which states that…"</w:t>
-            </w:r>
-          </w:p>
-        </w:tc>
-        <w:tc>
-          <w:tcPr>
-            <w:tcW w:type="dxa" w:w="10680"/>
+              <w:t xml:space="preserve">On the same grid, KICC is at point A and Uhuru Park is at point B. The position vectors are OA = (2; 3) and OB = (−1; 2). (a) Find the displacement vector AB. (b) Find the magnitude of AB, correct to 1 decimal place. (c) A matatu travels from A to B. Find the coordinates of the midpoint of this journey. (d) A translation moves every point of an object by the same vector. State the translation vector that moves point A to point B and explain how you found it.</w:t>
+            </w:r>
+          </w:p>
+        </w:tc>
+      </w:tr>
+      <w:tr>
+        <w:trPr>
+          <w:trHeight w:val="4200" w:hRule="atLeast"/>
+        </w:trPr>
+        <w:tc>
+          <w:tcPr>
+            <w:tcW w:type="dxa" w:w="13680"/>
             <w:shd w:fill="FFFFFF" w:color="auto" w:val="clear"/>
             <w:tcMar>
               <w:top w:type="dxa" w:w="60"/>
@@ -1491,203 +806,13 @@
                 <w:rFonts w:ascii="Arial" w:cs="Arial" w:eastAsia="Arial" w:hAnsi="Arial"/>
                 <w:b w:val="false"/>
                 <w:bCs w:val="false"/>
-                <w:i w:val="false"/>
-                <w:iCs w:val="false"/>
-                <w:color w:val="000000"/>
-                <w:sz w:val="18"/>
-                <w:szCs w:val="18"/>
-              </w:rPr>
-              <w:t xml:space="preserve">(a) EQUALITY OF VECTORS: Yes, the two journeys represent equal vectors. Two vectors are equal if and only if they have the same magnitude AND the same direction — they do not need to start from the same point. Since Matatu C (Westlands → Pangani) and Matatu D (Hurlingham → Kariokor) travel the same distance in the same direction (let's say north-east), they are equal vectors even though they act on different roads. This is an important idea: a vector is a free vector — it is defined by its magnitude and direction, not its position.</w:t>
-            </w:r>
-          </w:p>
-          <w:p>
-            <w:pPr>
-              <w:spacing w:after="40" w:before="0"/>
-              <w:jc w:val="left"/>
-            </w:pPr>
-            <w:r>
-              <w:rPr>
-                <w:rFonts w:ascii="Arial" w:cs="Arial" w:eastAsia="Arial" w:hAnsi="Arial"/>
-                <w:b w:val="false"/>
-                <w:bCs w:val="false"/>
-                <w:i w:val="false"/>
-                <w:iCs w:val="false"/>
-                <w:color w:val="000000"/>
-                <w:sz w:val="18"/>
-                <w:szCs w:val="18"/>
-              </w:rPr>
-              <w:t xml:space="preserve"/>
-            </w:r>
-          </w:p>
-          <w:p>
-            <w:pPr>
-              <w:spacing w:after="40" w:before="0"/>
-              <w:jc w:val="left"/>
-            </w:pPr>
-            <w:r>
-              <w:rPr>
-                <w:rFonts w:ascii="Arial" w:cs="Arial" w:eastAsia="Arial" w:hAnsi="Arial"/>
-                <w:b w:val="false"/>
-                <w:bCs w:val="false"/>
-                <w:i w:val="false"/>
-                <w:iCs w:val="false"/>
-                <w:color w:val="000000"/>
-                <w:sz w:val="18"/>
-                <w:szCs w:val="18"/>
-              </w:rPr>
-              <w:t xml:space="preserve">(b) VECTOR ADDITION: To find the resultant vector of the two-stage journey, I can use the triangle law of vector addition, which states that if two vectors are placed head to tail, the resultant vector is the one drawn from the tail of the first to the head of the second.</w:t>
-            </w:r>
-          </w:p>
-          <w:p>
-            <w:pPr>
-              <w:spacing w:after="40" w:before="0"/>
-              <w:jc w:val="left"/>
-            </w:pPr>
-            <w:r>
-              <w:rPr>
-                <w:rFonts w:ascii="Arial" w:cs="Arial" w:eastAsia="Arial" w:hAnsi="Arial"/>
-                <w:b w:val="false"/>
-                <w:bCs w:val="false"/>
-                <w:i w:val="false"/>
-                <w:iCs w:val="false"/>
-                <w:color w:val="000000"/>
-                <w:sz w:val="18"/>
-                <w:szCs w:val="18"/>
-              </w:rPr>
-              <w:t xml:space="preserve"/>
-            </w:r>
-          </w:p>
-          <w:p>
-            <w:pPr>
-              <w:spacing w:after="40" w:before="0"/>
-              <w:jc w:val="left"/>
-            </w:pPr>
-            <w:r>
-              <w:rPr>
-                <w:rFonts w:ascii="Arial" w:cs="Arial" w:eastAsia="Arial" w:hAnsi="Arial"/>
-                <w:b w:val="false"/>
-                <w:bCs w:val="false"/>
-                <w:i w:val="false"/>
-                <w:iCs w:val="false"/>
-                <w:color w:val="000000"/>
-                <w:sz w:val="18"/>
-                <w:szCs w:val="18"/>
-              </w:rPr>
-              <w:t xml:space="preserve">Let vector a = (3, 0) [3 km east] and vector b = (0, 4) [4 km north].</w:t>
-            </w:r>
-          </w:p>
-          <w:p>
-            <w:pPr>
-              <w:spacing w:after="40" w:before="0"/>
-              <w:jc w:val="left"/>
-            </w:pPr>
-            <w:r>
-              <w:rPr>
-                <w:rFonts w:ascii="Arial" w:cs="Arial" w:eastAsia="Arial" w:hAnsi="Arial"/>
-                <w:b w:val="false"/>
-                <w:bCs w:val="false"/>
-                <w:i w:val="false"/>
-                <w:iCs w:val="false"/>
-                <w:color w:val="000000"/>
-                <w:sz w:val="18"/>
-                <w:szCs w:val="18"/>
-              </w:rPr>
-              <w:t xml:space="preserve">Resultant vector r = a + b = (3 + 0, 0 + 4) = (3, 4).</w:t>
-            </w:r>
-          </w:p>
-          <w:p>
-            <w:pPr>
-              <w:spacing w:after="40" w:before="0"/>
-              <w:jc w:val="left"/>
-            </w:pPr>
-            <w:r>
-              <w:rPr>
-                <w:rFonts w:ascii="Arial" w:cs="Arial" w:eastAsia="Arial" w:hAnsi="Arial"/>
-                <w:b w:val="false"/>
-                <w:bCs w:val="false"/>
-                <w:i w:val="false"/>
-                <w:iCs w:val="false"/>
-                <w:color w:val="000000"/>
-                <w:sz w:val="18"/>
-                <w:szCs w:val="18"/>
-              </w:rPr>
-              <w:t xml:space="preserve">Magnitude: |r| = √(3² + 4²) = √(9 + 16) = √25 = 5 km.</w:t>
-            </w:r>
-          </w:p>
-          <w:p>
-            <w:pPr>
-              <w:spacing w:after="40" w:before="0"/>
-              <w:jc w:val="left"/>
-            </w:pPr>
-            <w:r>
-              <w:rPr>
-                <w:rFonts w:ascii="Arial" w:cs="Arial" w:eastAsia="Arial" w:hAnsi="Arial"/>
-                <w:b w:val="false"/>
-                <w:bCs w:val="false"/>
-                <w:i w:val="false"/>
-                <w:iCs w:val="false"/>
-                <w:color w:val="000000"/>
-                <w:sz w:val="18"/>
-                <w:szCs w:val="18"/>
-              </w:rPr>
-              <w:t xml:space="preserve"/>
-            </w:r>
-          </w:p>
-          <w:p>
-            <w:pPr>
-              <w:spacing w:after="40" w:before="0"/>
-              <w:jc w:val="left"/>
-            </w:pPr>
-            <w:r>
-              <w:rPr>
-                <w:rFonts w:ascii="Arial" w:cs="Arial" w:eastAsia="Arial" w:hAnsi="Arial"/>
-                <w:b w:val="false"/>
-                <w:bCs w:val="false"/>
-                <w:i w:val="false"/>
-                <w:iCs w:val="false"/>
-                <w:color w:val="000000"/>
-                <w:sz w:val="18"/>
-                <w:szCs w:val="18"/>
-              </w:rPr>
-              <w:t xml:space="preserve">So the rider's direct displacement from Gikomba to Mutindwa is 5 km. Notice: the total distance ridden is 3 + 4 = 7 km, but the magnitude of the displacement vector is only 5 km. This again shows the difference between scalar distance and vector displacement.</w:t>
-            </w:r>
-          </w:p>
-          <w:p>
-            <w:pPr>
-              <w:spacing w:after="40" w:before="0"/>
-              <w:jc w:val="left"/>
-            </w:pPr>
-            <w:r>
-              <w:rPr>
-                <w:rFonts w:ascii="Arial" w:cs="Arial" w:eastAsia="Arial" w:hAnsi="Arial"/>
-                <w:b w:val="false"/>
-                <w:bCs w:val="false"/>
-                <w:i w:val="false"/>
-                <w:iCs w:val="false"/>
-                <w:color w:val="000000"/>
-                <w:sz w:val="18"/>
-                <w:szCs w:val="18"/>
-              </w:rPr>
-              <w:t xml:space="preserve"/>
-            </w:r>
-          </w:p>
-          <w:p>
-            <w:pPr>
-              <w:spacing w:after="40" w:before="0"/>
-              <w:jc w:val="left"/>
-            </w:pPr>
-            <w:r>
-              <w:rPr>
-                <w:rFonts w:ascii="Arial" w:cs="Arial" w:eastAsia="Arial" w:hAnsi="Arial"/>
-                <w:b w:val="false"/>
-                <w:bCs w:val="false"/>
-                <w:i w:val="false"/>
-                <w:iCs w:val="false"/>
-                <w:color w:val="000000"/>
-                <w:sz w:val="18"/>
-                <w:szCs w:val="18"/>
-              </w:rPr>
-              <w:t xml:space="preserve">(c) SCALAR MULTIPLICATION: If the rider doubles his route, the new vector is 2r = 2(3, 4) = (6, 8). The magnitude becomes |2r| = 2 × 5 = 10 km. The direction stays exactly the same (still pointing north-east at the same angle), but the magnitude doubles. Scalar multiplication changes the size of a vector (and can reverse its direction if the scalar is negative) but does not rotate it.</w:t>
+                <w:i/>
+                <w:iCs/>
+                <w:color w:val="808080"/>
+                <w:sz w:val="18"/>
+                <w:szCs w:val="18"/>
+              </w:rPr>
+              <w:t xml:space="preserve">Write your answer here:</w:t>
             </w:r>
           </w:p>
         </w:tc>
@@ -1715,14 +840,12 @@
         <w:tblLayout w:type="fixed"/>
       </w:tblPr>
       <w:tblGrid>
-        <w:gridCol w:w="3000"/>
-        <w:gridCol w:w="10680"/>
+        <w:gridCol w:w="13680"/>
       </w:tblGrid>
       <w:tr>
         <w:tc>
           <w:tcPr>
             <w:tcW w:type="dxa" w:w="13680"/>
-            <w:gridSpan w:val="2"/>
             <w:shd w:fill="1F3864" w:color="auto" w:val="clear"/>
             <w:tcMar>
               <w:top w:type="dxa" w:w="60"/>
@@ -1748,15 +871,15 @@
                 <w:sz w:val="22"/>
                 <w:szCs w:val="22"/>
               </w:rPr>
-              <w:t xml:space="preserve">Section 4: Vectors in Real Life — Beyond the Matatu</w:t>
-            </w:r>
-          </w:p>
-        </w:tc>
-      </w:tr>
-      <w:tr>
-        <w:tc>
-          <w:tcPr>
-            <w:tcW w:type="dxa" w:w="3000"/>
+              <w:t xml:space="preserve">Part 4: Adding, scaling and reversing journeys</w:t>
+            </w:r>
+          </w:p>
+        </w:tc>
+      </w:tr>
+      <w:tr>
+        <w:tc>
+          <w:tcPr>
+            <w:tcW w:type="dxa" w:w="13680"/>
             <w:shd w:fill="D9EEF1" w:color="auto" w:val="clear"/>
             <w:tcMar>
               <w:top w:type="dxa" w:w="60"/>
@@ -1782,165 +905,18 @@
                 <w:sz w:val="18"/>
                 <w:szCs w:val="18"/>
               </w:rPr>
-              <w:t xml:space="preserve">The matatu is just one example. Show that you understand where vectors appear in real Kenyan and global contexts by doing the following:</w:t>
-            </w:r>
-          </w:p>
-          <w:p>
-            <w:pPr>
-              <w:spacing w:after="40" w:before="0"/>
-              <w:jc w:val="left"/>
-            </w:pPr>
-            <w:r>
-              <w:rPr>
-                <w:rFonts w:ascii="Arial" w:cs="Arial" w:eastAsia="Arial" w:hAnsi="Arial"/>
-                <w:b/>
-                <w:bCs/>
-                <w:i w:val="false"/>
-                <w:iCs w:val="false"/>
-                <w:color w:val="000000"/>
-                <w:sz w:val="18"/>
-                <w:szCs w:val="18"/>
-              </w:rPr>
-              <w:t xml:space="preserve"/>
-            </w:r>
-          </w:p>
-          <w:p>
-            <w:pPr>
-              <w:spacing w:after="40" w:before="0"/>
-              <w:jc w:val="left"/>
-            </w:pPr>
-            <w:r>
-              <w:rPr>
-                <w:rFonts w:ascii="Arial" w:cs="Arial" w:eastAsia="Arial" w:hAnsi="Arial"/>
-                <w:b/>
-                <w:bCs/>
-                <w:i w:val="false"/>
-                <w:iCs w:val="false"/>
-                <w:color w:val="000000"/>
-                <w:sz w:val="18"/>
-                <w:szCs w:val="18"/>
-              </w:rPr>
-              <w:t xml:space="preserve">(a) Identify and explain TWO other real-life situations where vectors are essential (choose from: aviation, weather/wind, sport, agriculture, engineering, or navigation on Lake Victoria).</w:t>
-            </w:r>
-          </w:p>
-          <w:p>
-            <w:pPr>
-              <w:spacing w:after="40" w:before="0"/>
-              <w:jc w:val="left"/>
-            </w:pPr>
-            <w:r>
-              <w:rPr>
-                <w:rFonts w:ascii="Arial" w:cs="Arial" w:eastAsia="Arial" w:hAnsi="Arial"/>
-                <w:b/>
-                <w:bCs/>
-                <w:i w:val="false"/>
-                <w:iCs w:val="false"/>
-                <w:color w:val="000000"/>
-                <w:sz w:val="18"/>
-                <w:szCs w:val="18"/>
-              </w:rPr>
-              <w:t xml:space="preserve"/>
-            </w:r>
-          </w:p>
-          <w:p>
-            <w:pPr>
-              <w:spacing w:after="40" w:before="0"/>
-              <w:jc w:val="left"/>
-            </w:pPr>
-            <w:r>
-              <w:rPr>
-                <w:rFonts w:ascii="Arial" w:cs="Arial" w:eastAsia="Arial" w:hAnsi="Arial"/>
-                <w:b/>
-                <w:bCs/>
-                <w:i w:val="false"/>
-                <w:iCs w:val="false"/>
-                <w:color w:val="000000"/>
-                <w:sz w:val="18"/>
-                <w:szCs w:val="18"/>
-              </w:rPr>
-              <w:t xml:space="preserve">(b) For ONE of your chosen contexts, write and solve a short vector problem of your own. Your problem must include a column vector, a magnitude calculation, and a real Kenyan place name or context.</w:t>
-            </w:r>
-          </w:p>
-          <w:p>
-            <w:pPr>
-              <w:spacing w:after="40" w:before="0"/>
-              <w:jc w:val="left"/>
-            </w:pPr>
-            <w:r>
-              <w:rPr>
-                <w:rFonts w:ascii="Arial" w:cs="Arial" w:eastAsia="Arial" w:hAnsi="Arial"/>
-                <w:b/>
-                <w:bCs/>
-                <w:i w:val="false"/>
-                <w:iCs w:val="false"/>
-                <w:color w:val="000000"/>
-                <w:sz w:val="18"/>
-                <w:szCs w:val="18"/>
-              </w:rPr>
-              <w:t xml:space="preserve"/>
-            </w:r>
-          </w:p>
-          <w:p>
-            <w:pPr>
-              <w:spacing w:after="40" w:before="0"/>
-              <w:jc w:val="left"/>
-            </w:pPr>
-            <w:r>
-              <w:rPr>
-                <w:rFonts w:ascii="Arial" w:cs="Arial" w:eastAsia="Arial" w:hAnsi="Arial"/>
-                <w:b/>
-                <w:bCs/>
-                <w:i w:val="false"/>
-                <w:iCs w:val="false"/>
-                <w:color w:val="000000"/>
-                <w:sz w:val="18"/>
-                <w:szCs w:val="18"/>
-              </w:rPr>
-              <w:t xml:space="preserve">(c) Give ONE example of a scalar quantity from everyday Kenyan life and explain clearly why it is a scalar and not a vector.</w:t>
-            </w:r>
-          </w:p>
-          <w:p>
-            <w:pPr>
-              <w:spacing w:after="40" w:before="0"/>
-              <w:jc w:val="left"/>
-            </w:pPr>
-            <w:r>
-              <w:rPr>
-                <w:rFonts w:ascii="Arial" w:cs="Arial" w:eastAsia="Arial" w:hAnsi="Arial"/>
-                <w:b/>
-                <w:bCs/>
-                <w:i w:val="false"/>
-                <w:iCs w:val="false"/>
-                <w:color w:val="000000"/>
-                <w:sz w:val="18"/>
-                <w:szCs w:val="18"/>
-              </w:rPr>
-              <w:t xml:space="preserve"/>
-            </w:r>
-          </w:p>
-          <w:p>
-            <w:pPr>
-              <w:spacing w:after="40" w:before="0"/>
-              <w:jc w:val="left"/>
-            </w:pPr>
-            <w:r>
-              <w:rPr>
-                <w:rFonts w:ascii="Arial" w:cs="Arial" w:eastAsia="Arial" w:hAnsi="Arial"/>
-                <w:b/>
-                <w:bCs/>
-                <w:i w:val="false"/>
-                <w:iCs w:val="false"/>
-                <w:color w:val="000000"/>
-                <w:sz w:val="18"/>
-                <w:szCs w:val="18"/>
-              </w:rPr>
-              <w:t xml:space="preserve">Sentence starter: "Vectors are not only useful in mathematics classrooms — they appear whenever direction matters in the real world. For example…"</w:t>
-            </w:r>
-          </w:p>
-        </w:tc>
-        <w:tc>
-          <w:tcPr>
-            <w:tcW w:type="dxa" w:w="10680"/>
+              <w:t xml:space="preserve">(a) A bodaboda rider goes from O to A, then from A to B, using the position vectors from Part 3. Write the two legs as column vectors, add them to find the resultant, and say what the resultant represents on the grid. (b) Explain in words how the triangle law (tip-to-tail) would show this resultant on squared paper. (c) The displacement vector d = (2; 1). Write 3d and −d as column vectors and describe how each compares with d in magnitude and direction. (d) Write the journey from B back to O as a vector and explain how it is related to OB.</w:t>
+            </w:r>
+          </w:p>
+        </w:tc>
+      </w:tr>
+      <w:tr>
+        <w:trPr>
+          <w:trHeight w:val="4200" w:hRule="atLeast"/>
+        </w:trPr>
+        <w:tc>
+          <w:tcPr>
+            <w:tcW w:type="dxa" w:w="13680"/>
             <w:shd w:fill="FFFFFF" w:color="auto" w:val="clear"/>
             <w:tcMar>
               <w:top w:type="dxa" w:w="60"/>
@@ -1960,298 +936,13 @@
                 <w:rFonts w:ascii="Arial" w:cs="Arial" w:eastAsia="Arial" w:hAnsi="Arial"/>
                 <w:b w:val="false"/>
                 <w:bCs w:val="false"/>
-                <w:i w:val="false"/>
-                <w:iCs w:val="false"/>
-                <w:color w:val="000000"/>
-                <w:sz w:val="18"/>
-                <w:szCs w:val="18"/>
-              </w:rPr>
-              <w:t xml:space="preserve">(a) Vectors are not only useful in mathematics classrooms — they appear whenever direction matters in the real world. For example:</w:t>
-            </w:r>
-          </w:p>
-          <w:p>
-            <w:pPr>
-              <w:spacing w:after="40" w:before="0"/>
-              <w:jc w:val="left"/>
-            </w:pPr>
-            <w:r>
-              <w:rPr>
-                <w:rFonts w:ascii="Arial" w:cs="Arial" w:eastAsia="Arial" w:hAnsi="Arial"/>
-                <w:b w:val="false"/>
-                <w:bCs w:val="false"/>
-                <w:i w:val="false"/>
-                <w:iCs w:val="false"/>
-                <w:color w:val="000000"/>
-                <w:sz w:val="18"/>
-                <w:szCs w:val="18"/>
-              </w:rPr>
-              <w:t xml:space="preserve"/>
-            </w:r>
-          </w:p>
-          <w:p>
-            <w:pPr>
-              <w:spacing w:after="40" w:before="0"/>
-              <w:jc w:val="left"/>
-            </w:pPr>
-            <w:r>
-              <w:rPr>
-                <w:rFonts w:ascii="Arial" w:cs="Arial" w:eastAsia="Arial" w:hAnsi="Arial"/>
-                <w:b w:val="false"/>
-                <w:bCs w:val="false"/>
-                <w:i w:val="false"/>
-                <w:iCs w:val="false"/>
-                <w:color w:val="000000"/>
-                <w:sz w:val="18"/>
-                <w:szCs w:val="18"/>
-              </w:rPr>
-              <w:t xml:space="preserve">1. AVIATION — Kenya Airways pilots flying from Jomo Kenyatta International Airport (JKIA) in Nairobi to Moi International Airport in Mombasa must account for both the direction they point the aircraft and the wind vector pushing them sideways. The actual path of the plane (its resultant displacement) is the vector sum of the plane's thrust vector and the wind vector. Without vector addition, the plane could drift far off course.</w:t>
-            </w:r>
-          </w:p>
-          <w:p>
-            <w:pPr>
-              <w:spacing w:after="40" w:before="0"/>
-              <w:jc w:val="left"/>
-            </w:pPr>
-            <w:r>
-              <w:rPr>
-                <w:rFonts w:ascii="Arial" w:cs="Arial" w:eastAsia="Arial" w:hAnsi="Arial"/>
-                <w:b w:val="false"/>
-                <w:bCs w:val="false"/>
-                <w:i w:val="false"/>
-                <w:iCs w:val="false"/>
-                <w:color w:val="000000"/>
-                <w:sz w:val="18"/>
-                <w:szCs w:val="18"/>
-              </w:rPr>
-              <w:t xml:space="preserve"/>
-            </w:r>
-          </w:p>
-          <w:p>
-            <w:pPr>
-              <w:spacing w:after="40" w:before="0"/>
-              <w:jc w:val="left"/>
-            </w:pPr>
-            <w:r>
-              <w:rPr>
-                <w:rFonts w:ascii="Arial" w:cs="Arial" w:eastAsia="Arial" w:hAnsi="Arial"/>
-                <w:b w:val="false"/>
-                <w:bCs w:val="false"/>
-                <w:i w:val="false"/>
-                <w:iCs w:val="false"/>
-                <w:color w:val="000000"/>
-                <w:sz w:val="18"/>
-                <w:szCs w:val="18"/>
-              </w:rPr>
-              <w:t xml:space="preserve">2. FISHING ON LAKE VICTORIA — Fishermen from Kisumu use both the direction of their boat's engine thrust and the current of Lake Victoria when navigating to their fishing grounds. The current exerts a vector force on the boat; adding the boat's velocity vector and the current vector gives the fisherman's true direction of travel. Understanding this helps them reach their nets efficiently and return safely.</w:t>
-            </w:r>
-          </w:p>
-          <w:p>
-            <w:pPr>
-              <w:spacing w:after="40" w:before="0"/>
-              <w:jc w:val="left"/>
-            </w:pPr>
-            <w:r>
-              <w:rPr>
-                <w:rFonts w:ascii="Arial" w:cs="Arial" w:eastAsia="Arial" w:hAnsi="Arial"/>
-                <w:b w:val="false"/>
-                <w:bCs w:val="false"/>
-                <w:i w:val="false"/>
-                <w:iCs w:val="false"/>
-                <w:color w:val="000000"/>
-                <w:sz w:val="18"/>
-                <w:szCs w:val="18"/>
-              </w:rPr>
-              <w:t xml:space="preserve"/>
-            </w:r>
-          </w:p>
-          <w:p>
-            <w:pPr>
-              <w:spacing w:after="40" w:before="0"/>
-              <w:jc w:val="left"/>
-            </w:pPr>
-            <w:r>
-              <w:rPr>
-                <w:rFonts w:ascii="Arial" w:cs="Arial" w:eastAsia="Arial" w:hAnsi="Arial"/>
-                <w:b w:val="false"/>
-                <w:bCs w:val="false"/>
-                <w:i w:val="false"/>
-                <w:iCs w:val="false"/>
-                <w:color w:val="000000"/>
-                <w:sz w:val="18"/>
-                <w:szCs w:val="18"/>
-              </w:rPr>
-              <w:t xml:space="preserve">(b) MY OWN VECTOR PROBLEM — Kisumu Port:</w:t>
-            </w:r>
-          </w:p>
-          <w:p>
-            <w:pPr>
-              <w:spacing w:after="40" w:before="0"/>
-              <w:jc w:val="left"/>
-            </w:pPr>
-            <w:r>
-              <w:rPr>
-                <w:rFonts w:ascii="Arial" w:cs="Arial" w:eastAsia="Arial" w:hAnsi="Arial"/>
-                <w:b w:val="false"/>
-                <w:bCs w:val="false"/>
-                <w:i w:val="false"/>
-                <w:iCs w:val="false"/>
-                <w:color w:val="000000"/>
-                <w:sz w:val="18"/>
-                <w:szCs w:val="18"/>
-              </w:rPr>
-              <w:t xml:space="preserve">A supply boat leaves Kisumu Port and travels with velocity vector v = (4, 3) km/h (4 km/h east, 3 km/h north). A current pushes the boat with vector c = (−1, 2) km/h (1 km/h west, 2 km/h north).</w:t>
-            </w:r>
-          </w:p>
-          <w:p>
-            <w:pPr>
-              <w:spacing w:after="40" w:before="0"/>
-              <w:jc w:val="left"/>
-            </w:pPr>
-            <w:r>
-              <w:rPr>
-                <w:rFonts w:ascii="Arial" w:cs="Arial" w:eastAsia="Arial" w:hAnsi="Arial"/>
-                <w:b w:val="false"/>
-                <w:bCs w:val="false"/>
-                <w:i w:val="false"/>
-                <w:iCs w:val="false"/>
-                <w:color w:val="000000"/>
-                <w:sz w:val="18"/>
-                <w:szCs w:val="18"/>
-              </w:rPr>
-              <w:t xml:space="preserve">Find the resultant velocity and its magnitude.</w:t>
-            </w:r>
-          </w:p>
-          <w:p>
-            <w:pPr>
-              <w:spacing w:after="40" w:before="0"/>
-              <w:jc w:val="left"/>
-            </w:pPr>
-            <w:r>
-              <w:rPr>
-                <w:rFonts w:ascii="Arial" w:cs="Arial" w:eastAsia="Arial" w:hAnsi="Arial"/>
-                <w:b w:val="false"/>
-                <w:bCs w:val="false"/>
-                <w:i w:val="false"/>
-                <w:iCs w:val="false"/>
-                <w:color w:val="000000"/>
-                <w:sz w:val="18"/>
-                <w:szCs w:val="18"/>
-              </w:rPr>
-              <w:t xml:space="preserve"/>
-            </w:r>
-          </w:p>
-          <w:p>
-            <w:pPr>
-              <w:spacing w:after="40" w:before="0"/>
-              <w:jc w:val="left"/>
-            </w:pPr>
-            <w:r>
-              <w:rPr>
-                <w:rFonts w:ascii="Arial" w:cs="Arial" w:eastAsia="Arial" w:hAnsi="Arial"/>
-                <w:b w:val="false"/>
-                <w:bCs w:val="false"/>
-                <w:i w:val="false"/>
-                <w:iCs w:val="false"/>
-                <w:color w:val="000000"/>
-                <w:sz w:val="18"/>
-                <w:szCs w:val="18"/>
-              </w:rPr>
-              <w:t xml:space="preserve">Resultant = v + c = (4 + (−1), 3 + 2) = (3, 5) km/h.</w:t>
-            </w:r>
-          </w:p>
-          <w:p>
-            <w:pPr>
-              <w:spacing w:after="40" w:before="0"/>
-              <w:jc w:val="left"/>
-            </w:pPr>
-            <w:r>
-              <w:rPr>
-                <w:rFonts w:ascii="Arial" w:cs="Arial" w:eastAsia="Arial" w:hAnsi="Arial"/>
-                <w:b w:val="false"/>
-                <w:bCs w:val="false"/>
-                <w:i w:val="false"/>
-                <w:iCs w:val="false"/>
-                <w:color w:val="000000"/>
-                <w:sz w:val="18"/>
-                <w:szCs w:val="18"/>
-              </w:rPr>
-              <w:t xml:space="preserve">Magnitude = √(3² + 5²) = √(9 + 25) = √34 ≈ 5.83 km/h.</w:t>
-            </w:r>
-          </w:p>
-          <w:p>
-            <w:pPr>
-              <w:spacing w:after="40" w:before="0"/>
-              <w:jc w:val="left"/>
-            </w:pPr>
-            <w:r>
-              <w:rPr>
-                <w:rFonts w:ascii="Arial" w:cs="Arial" w:eastAsia="Arial" w:hAnsi="Arial"/>
-                <w:b w:val="false"/>
-                <w:bCs w:val="false"/>
-                <w:i w:val="false"/>
-                <w:iCs w:val="false"/>
-                <w:color w:val="000000"/>
-                <w:sz w:val="18"/>
-                <w:szCs w:val="18"/>
-              </w:rPr>
-              <w:t xml:space="preserve"/>
-            </w:r>
-          </w:p>
-          <w:p>
-            <w:pPr>
-              <w:spacing w:after="40" w:before="0"/>
-              <w:jc w:val="left"/>
-            </w:pPr>
-            <w:r>
-              <w:rPr>
-                <w:rFonts w:ascii="Arial" w:cs="Arial" w:eastAsia="Arial" w:hAnsi="Arial"/>
-                <w:b w:val="false"/>
-                <w:bCs w:val="false"/>
-                <w:i w:val="false"/>
-                <w:iCs w:val="false"/>
-                <w:color w:val="000000"/>
-                <w:sz w:val="18"/>
-                <w:szCs w:val="18"/>
-              </w:rPr>
-              <w:t xml:space="preserve">The boat's actual speed is approximately 5.83 km/h in the direction described by the vector (3, 5).</w:t>
-            </w:r>
-          </w:p>
-          <w:p>
-            <w:pPr>
-              <w:spacing w:after="40" w:before="0"/>
-              <w:jc w:val="left"/>
-            </w:pPr>
-            <w:r>
-              <w:rPr>
-                <w:rFonts w:ascii="Arial" w:cs="Arial" w:eastAsia="Arial" w:hAnsi="Arial"/>
-                <w:b w:val="false"/>
-                <w:bCs w:val="false"/>
-                <w:i w:val="false"/>
-                <w:iCs w:val="false"/>
-                <w:color w:val="000000"/>
-                <w:sz w:val="18"/>
-                <w:szCs w:val="18"/>
-              </w:rPr>
-              <w:t xml:space="preserve"/>
-            </w:r>
-          </w:p>
-          <w:p>
-            <w:pPr>
-              <w:spacing w:after="40" w:before="0"/>
-              <w:jc w:val="left"/>
-            </w:pPr>
-            <w:r>
-              <w:rPr>
-                <w:rFonts w:ascii="Arial" w:cs="Arial" w:eastAsia="Arial" w:hAnsi="Arial"/>
-                <w:b w:val="false"/>
-                <w:bCs w:val="false"/>
-                <w:i w:val="false"/>
-                <w:iCs w:val="false"/>
-                <w:color w:val="000000"/>
-                <w:sz w:val="18"/>
-                <w:szCs w:val="18"/>
-              </w:rPr>
-              <w:t xml:space="preserve">(c) SCALAR EXAMPLE — The temperature in Nairobi on a typical March afternoon is 26°C. This is a scalar quantity because it has magnitude only (26 degrees) and no direction is associated with it. You would not say 'the temperature is 26°C heading north.' Compare this with wind speed AND direction (e.g., a 20 km/h north-easterly wind) — that is a vector because direction is essential to its meaning.</w:t>
+                <w:i/>
+                <w:iCs/>
+                <w:color w:val="808080"/>
+                <w:sz w:val="18"/>
+                <w:szCs w:val="18"/>
+              </w:rPr>
+              <w:t xml:space="preserve">Write your answer here:</w:t>
             </w:r>
           </w:p>
         </w:tc>
@@ -2279,14 +970,12 @@
         <w:tblLayout w:type="fixed"/>
       </w:tblPr>
       <w:tblGrid>
-        <w:gridCol w:w="3000"/>
-        <w:gridCol w:w="10680"/>
+        <w:gridCol w:w="13680"/>
       </w:tblGrid>
       <w:tr>
         <w:tc>
           <w:tcPr>
             <w:tcW w:type="dxa" w:w="13680"/>
-            <w:gridSpan w:val="2"/>
             <w:shd w:fill="1F3864" w:color="auto" w:val="clear"/>
             <w:tcMar>
               <w:top w:type="dxa" w:w="60"/>
@@ -2312,15 +1001,15 @@
                 <w:sz w:val="22"/>
                 <w:szCs w:val="22"/>
               </w:rPr>
-              <w:t xml:space="preserve">Section 5: Answering the Driving Question — Your Full Conclusion</w:t>
-            </w:r>
-          </w:p>
-        </w:tc>
-      </w:tr>
-      <w:tr>
-        <w:tc>
-          <w:tcPr>
-            <w:tcW w:type="dxa" w:w="3000"/>
+              <w:t xml:space="preserve">Part 5: Final explanation and the Nakuru journey</w:t>
+            </w:r>
+          </w:p>
+        </w:tc>
+      </w:tr>
+      <w:tr>
+        <w:tc>
+          <w:tcPr>
+            <w:tcW w:type="dxa" w:w="13680"/>
             <w:shd w:fill="D9EEF1" w:color="auto" w:val="clear"/>
             <w:tcMar>
               <w:top w:type="dxa" w:w="60"/>
@@ -2346,227 +1035,18 @@
                 <w:sz w:val="18"/>
                 <w:szCs w:val="18"/>
               </w:rPr>
-              <w:t xml:space="preserve">Now bring everything together. Write a full, precise answer to the driving question:</w:t>
-            </w:r>
-          </w:p>
-          <w:p>
-            <w:pPr>
-              <w:spacing w:after="40" w:before="0"/>
-              <w:jc w:val="left"/>
-            </w:pPr>
-            <w:r>
-              <w:rPr>
-                <w:rFonts w:ascii="Arial" w:cs="Arial" w:eastAsia="Arial" w:hAnsi="Arial"/>
-                <w:b/>
-                <w:bCs/>
-                <w:i w:val="false"/>
-                <w:iCs w:val="false"/>
-                <w:color w:val="000000"/>
-                <w:sz w:val="18"/>
-                <w:szCs w:val="18"/>
-              </w:rPr>
-              <w:t xml:space="preserve"/>
-            </w:r>
-          </w:p>
-          <w:p>
-            <w:pPr>
-              <w:spacing w:after="40" w:before="0"/>
-              <w:jc w:val="left"/>
-            </w:pPr>
-            <w:r>
-              <w:rPr>
-                <w:rFonts w:ascii="Arial" w:cs="Arial" w:eastAsia="Arial" w:hAnsi="Arial"/>
-                <w:b/>
-                <w:bCs/>
-                <w:i w:val="false"/>
-                <w:iCs w:val="false"/>
-                <w:color w:val="000000"/>
-                <w:sz w:val="18"/>
-                <w:szCs w:val="18"/>
-              </w:rPr>
-              <w:t xml:space="preserve">"Why do two matatu journeys of exactly the same distance from Nairobi's CBD end up at completely different destinations — and what mathematical tool do we need to describe a journey completely?"</w:t>
-            </w:r>
-          </w:p>
-          <w:p>
-            <w:pPr>
-              <w:spacing w:after="40" w:before="0"/>
-              <w:jc w:val="left"/>
-            </w:pPr>
-            <w:r>
-              <w:rPr>
-                <w:rFonts w:ascii="Arial" w:cs="Arial" w:eastAsia="Arial" w:hAnsi="Arial"/>
-                <w:b/>
-                <w:bCs/>
-                <w:i w:val="false"/>
-                <w:iCs w:val="false"/>
-                <w:color w:val="000000"/>
-                <w:sz w:val="18"/>
-                <w:szCs w:val="18"/>
-              </w:rPr>
-              <w:t xml:space="preserve"/>
-            </w:r>
-          </w:p>
-          <w:p>
-            <w:pPr>
-              <w:spacing w:after="40" w:before="0"/>
-              <w:jc w:val="left"/>
-            </w:pPr>
-            <w:r>
-              <w:rPr>
-                <w:rFonts w:ascii="Arial" w:cs="Arial" w:eastAsia="Arial" w:hAnsi="Arial"/>
-                <w:b/>
-                <w:bCs/>
-                <w:i w:val="false"/>
-                <w:iCs w:val="false"/>
-                <w:color w:val="000000"/>
-                <w:sz w:val="18"/>
-                <w:szCs w:val="18"/>
-              </w:rPr>
-              <w:t xml:space="preserve">Your conclusion must:</w:t>
-            </w:r>
-          </w:p>
-          <w:p>
-            <w:pPr>
-              <w:spacing w:after="30" w:before="0"/>
-              <w:ind w:left="360" w:hanging="180"/>
-              <w:jc w:val="left"/>
-            </w:pPr>
-            <w:r>
-              <w:rPr>
-                <w:rFonts w:ascii="Arial" w:cs="Arial" w:eastAsia="Arial" w:hAnsi="Arial"/>
-                <w:b/>
-                <w:bCs/>
-                <w:i w:val="false"/>
-                <w:iCs w:val="false"/>
-                <w:color w:val="000000"/>
-                <w:sz w:val="18"/>
-                <w:szCs w:val="18"/>
-              </w:rPr>
-              <w:t xml:space="preserve">–  Directly and fully answer both parts of the driving question.</w:t>
-            </w:r>
-          </w:p>
-          <w:p>
-            <w:pPr>
-              <w:spacing w:after="30" w:before="0"/>
-              <w:ind w:left="360" w:hanging="180"/>
-              <w:jc w:val="left"/>
-            </w:pPr>
-            <w:r>
-              <w:rPr>
-                <w:rFonts w:ascii="Arial" w:cs="Arial" w:eastAsia="Arial" w:hAnsi="Arial"/>
-                <w:b/>
-                <w:bCs/>
-                <w:i w:val="false"/>
-                <w:iCs w:val="false"/>
-                <w:color w:val="000000"/>
-                <w:sz w:val="18"/>
-                <w:szCs w:val="18"/>
-              </w:rPr>
-              <w:t xml:space="preserve">–  Use correct mathematical vocabulary (scalar, vector, magnitude, direction, displacement, resultant, column vector).</w:t>
-            </w:r>
-          </w:p>
-          <w:p>
-            <w:pPr>
-              <w:spacing w:after="30" w:before="0"/>
-              <w:ind w:left="360" w:hanging="180"/>
-              <w:jc w:val="left"/>
-            </w:pPr>
-            <w:r>
-              <w:rPr>
-                <w:rFonts w:ascii="Arial" w:cs="Arial" w:eastAsia="Arial" w:hAnsi="Arial"/>
-                <w:b/>
-                <w:bCs/>
-                <w:i w:val="false"/>
-                <w:iCs w:val="false"/>
-                <w:color w:val="000000"/>
-                <w:sz w:val="18"/>
-                <w:szCs w:val="18"/>
-              </w:rPr>
-              <w:t xml:space="preserve">–  Reference at least one calculation or piece of mathematical evidence from your earlier sections.</w:t>
-            </w:r>
-          </w:p>
-          <w:p>
-            <w:pPr>
-              <w:spacing w:after="30" w:before="0"/>
-              <w:ind w:left="360" w:hanging="180"/>
-              <w:jc w:val="left"/>
-            </w:pPr>
-            <w:r>
-              <w:rPr>
-                <w:rFonts w:ascii="Arial" w:cs="Arial" w:eastAsia="Arial" w:hAnsi="Arial"/>
-                <w:b/>
-                <w:bCs/>
-                <w:i w:val="false"/>
-                <w:iCs w:val="false"/>
-                <w:color w:val="000000"/>
-                <w:sz w:val="18"/>
-                <w:szCs w:val="18"/>
-              </w:rPr>
-              <w:t xml:space="preserve">–  Explain why vectors are a more powerful mathematical tool than scalars for describing journeys (and other real-world phenomena).</w:t>
-            </w:r>
-          </w:p>
-          <w:p>
-            <w:pPr>
-              <w:spacing w:after="30" w:before="0"/>
-              <w:ind w:left="360" w:hanging="180"/>
-              <w:jc w:val="left"/>
-            </w:pPr>
-            <w:r>
-              <w:rPr>
-                <w:rFonts w:ascii="Arial" w:cs="Arial" w:eastAsia="Arial" w:hAnsi="Arial"/>
-                <w:b/>
-                <w:bCs/>
-                <w:i w:val="false"/>
-                <w:iCs w:val="false"/>
-                <w:color w:val="000000"/>
-                <w:sz w:val="18"/>
-                <w:szCs w:val="18"/>
-              </w:rPr>
-              <w:t xml:space="preserve">–  End with a sentence that connects back to the original map of Nairobi and the two matatus.</w:t>
-            </w:r>
-          </w:p>
-          <w:p>
-            <w:pPr>
-              <w:spacing w:after="40" w:before="0"/>
-              <w:jc w:val="left"/>
-            </w:pPr>
-            <w:r>
-              <w:rPr>
-                <w:rFonts w:ascii="Arial" w:cs="Arial" w:eastAsia="Arial" w:hAnsi="Arial"/>
-                <w:b/>
-                <w:bCs/>
-                <w:i w:val="false"/>
-                <w:iCs w:val="false"/>
-                <w:color w:val="000000"/>
-                <w:sz w:val="18"/>
-                <w:szCs w:val="18"/>
-              </w:rPr>
-              <w:t xml:space="preserve"/>
-            </w:r>
-          </w:p>
-          <w:p>
-            <w:pPr>
-              <w:spacing w:after="40" w:before="0"/>
-              <w:jc w:val="left"/>
-            </w:pPr>
-            <w:r>
-              <w:rPr>
-                <w:rFonts w:ascii="Arial" w:cs="Arial" w:eastAsia="Arial" w:hAnsi="Arial"/>
-                <w:b/>
-                <w:bCs/>
-                <w:i w:val="false"/>
-                <w:iCs w:val="false"/>
-                <w:color w:val="000000"/>
-                <w:sz w:val="18"/>
-                <w:szCs w:val="18"/>
-              </w:rPr>
-              <w:t xml:space="preserve">This is your strongest piece of writing in the unit — be precise, be mathematical, and be clear.</w:t>
-            </w:r>
-          </w:p>
-        </w:tc>
-        <w:tc>
-          <w:tcPr>
-            <w:tcW w:type="dxa" w:w="10680"/>
+              <w:t xml:space="preserve">Write a full answer to the driving question: Why do two matatu journeys of exactly the same distance from Nairobi's CBD end up at completely different destinations, and what mathematical tool do we need to describe a journey completely? In your answer: (a) use the terms scalar, vector, magnitude and direction. (b) Refer to your column vector results from Part 2. (c) Explain how you would use vectors to describe a three-leg journey in Nakuru from the CBD Terminus to Westside Mall, then the ASK Showground, then the Lake Nakuru Viewpoint. Say how the total distance travelled differs from the displacement from start to finish. (d) Describe how your thinking has changed since Day 1.</w:t>
+            </w:r>
+          </w:p>
+        </w:tc>
+      </w:tr>
+      <w:tr>
+        <w:trPr>
+          <w:trHeight w:val="4200" w:hRule="atLeast"/>
+        </w:trPr>
+        <w:tc>
+          <w:tcPr>
+            <w:tcW w:type="dxa" w:w="13680"/>
             <w:shd w:fill="FFFFFF" w:color="auto" w:val="clear"/>
             <w:tcMar>
               <w:top w:type="dxa" w:w="60"/>
@@ -2586,127 +1066,13 @@
                 <w:rFonts w:ascii="Arial" w:cs="Arial" w:eastAsia="Arial" w:hAnsi="Arial"/>
                 <w:b w:val="false"/>
                 <w:bCs w:val="false"/>
-                <w:i w:val="false"/>
-                <w:iCs w:val="false"/>
-                <w:color w:val="000000"/>
-                <w:sz w:val="18"/>
-                <w:szCs w:val="18"/>
-              </w:rPr>
-              <w:t xml:space="preserve">Two matatu journeys of exactly the same distance from Nairobi's CBD end up at completely different destinations because distance is a scalar quantity — it records only magnitude (how far) and contains no information about direction (which way). Since Nairobi's roads extend outward from Kencom Bus Stop in all compass directions, an 8 km journey to the north-west leads to Westlands, while an 8 km journey to the south leads to South B. The scalar '8 km' is identical for both routes, yet the destinations are poles apart. This proves that magnitude alone is mathematically insufficient to describe a journey.</w:t>
-            </w:r>
-          </w:p>
-          <w:p>
-            <w:pPr>
-              <w:spacing w:after="40" w:before="0"/>
-              <w:jc w:val="left"/>
-            </w:pPr>
-            <w:r>
-              <w:rPr>
-                <w:rFonts w:ascii="Arial" w:cs="Arial" w:eastAsia="Arial" w:hAnsi="Arial"/>
-                <w:b w:val="false"/>
-                <w:bCs w:val="false"/>
-                <w:i w:val="false"/>
-                <w:iCs w:val="false"/>
-                <w:color w:val="000000"/>
-                <w:sz w:val="18"/>
-                <w:szCs w:val="18"/>
-              </w:rPr>
-              <w:t xml:space="preserve"/>
-            </w:r>
-          </w:p>
-          <w:p>
-            <w:pPr>
-              <w:spacing w:after="40" w:before="0"/>
-              <w:jc w:val="left"/>
-            </w:pPr>
-            <w:r>
-              <w:rPr>
-                <w:rFonts w:ascii="Arial" w:cs="Arial" w:eastAsia="Arial" w:hAnsi="Arial"/>
-                <w:b w:val="false"/>
-                <w:bCs w:val="false"/>
-                <w:i w:val="false"/>
-                <w:iCs w:val="false"/>
-                <w:color w:val="000000"/>
-                <w:sz w:val="18"/>
-                <w:szCs w:val="18"/>
-              </w:rPr>
-              <w:t xml:space="preserve">The mathematical tool we need is the vector. A vector is a quantity that has both magnitude and direction. In column vector form, the Westlands journey can be written approximately as (−5, 6) — representing 5 km west and 6 km north — with magnitude √(5² + 6²) ≈ 7.8 km ≈ 8 km. The South B journey can be written as (2, −8) — 2 km east and 8 km south — with magnitude √(2² + 8²) ≈ 8.2 km ≈ 8 km. Both vectors confirm the same approximate distance, but their directions are completely different, which is precisely why the destinations differ.</w:t>
-            </w:r>
-          </w:p>
-          <w:p>
-            <w:pPr>
-              <w:spacing w:after="40" w:before="0"/>
-              <w:jc w:val="left"/>
-            </w:pPr>
-            <w:r>
-              <w:rPr>
-                <w:rFonts w:ascii="Arial" w:cs="Arial" w:eastAsia="Arial" w:hAnsi="Arial"/>
-                <w:b w:val="false"/>
-                <w:bCs w:val="false"/>
-                <w:i w:val="false"/>
-                <w:iCs w:val="false"/>
-                <w:color w:val="000000"/>
-                <w:sz w:val="18"/>
-                <w:szCs w:val="18"/>
-              </w:rPr>
-              <w:t xml:space="preserve"/>
-            </w:r>
-          </w:p>
-          <w:p>
-            <w:pPr>
-              <w:spacing w:after="40" w:before="0"/>
-              <w:jc w:val="left"/>
-            </w:pPr>
-            <w:r>
-              <w:rPr>
-                <w:rFonts w:ascii="Arial" w:cs="Arial" w:eastAsia="Arial" w:hAnsi="Arial"/>
-                <w:b w:val="false"/>
-                <w:bCs w:val="false"/>
-                <w:i w:val="false"/>
-                <w:iCs w:val="false"/>
-                <w:color w:val="000000"/>
-                <w:sz w:val="18"/>
-                <w:szCs w:val="18"/>
-              </w:rPr>
-              <w:t xml:space="preserve">Vectors are a more powerful tool than scalars because they encode the complete information needed to determine an endpoint: not just how far you travel, but in which direction. Operations on vectors — such as addition (combining stages of a journey into a resultant) and scalar multiplication (scaling a journey up or down) — allow us to model complex real-world movement mathematically. Scalars can only tell us how much; vectors tell us how much and where to.</w:t>
-            </w:r>
-          </w:p>
-          <w:p>
-            <w:pPr>
-              <w:spacing w:after="40" w:before="0"/>
-              <w:jc w:val="left"/>
-            </w:pPr>
-            <w:r>
-              <w:rPr>
-                <w:rFonts w:ascii="Arial" w:cs="Arial" w:eastAsia="Arial" w:hAnsi="Arial"/>
-                <w:b w:val="false"/>
-                <w:bCs w:val="false"/>
-                <w:i w:val="false"/>
-                <w:iCs w:val="false"/>
-                <w:color w:val="000000"/>
-                <w:sz w:val="18"/>
-                <w:szCs w:val="18"/>
-              </w:rPr>
-              <w:t xml:space="preserve"/>
-            </w:r>
-          </w:p>
-          <w:p>
-            <w:pPr>
-              <w:spacing w:after="40" w:before="0"/>
-              <w:jc w:val="left"/>
-            </w:pPr>
-            <w:r>
-              <w:rPr>
-                <w:rFonts w:ascii="Arial" w:cs="Arial" w:eastAsia="Arial" w:hAnsi="Arial"/>
-                <w:b w:val="false"/>
-                <w:bCs w:val="false"/>
-                <w:i w:val="false"/>
-                <w:iCs w:val="false"/>
-                <w:color w:val="000000"/>
-                <w:sz w:val="18"/>
-                <w:szCs w:val="18"/>
-              </w:rPr>
-              <w:t xml:space="preserve">Looking back at the Nairobi street map that began this unit, the directional arrows on the roads and the one-way signs were already communicating vector information — direction was always part of the journey. The map did not just show distances; it showed paths with orientation. Mathematics gives us the precise language — the vector — to capture exactly what those road signs were always telling us: that to describe any journey completely, direction is not optional. It is essential.</w:t>
+                <w:i/>
+                <w:iCs/>
+                <w:color w:val="808080"/>
+                <w:sz w:val="18"/>
+                <w:szCs w:val="18"/>
+              </w:rPr>
+              <w:t xml:space="preserve">Write your answer here:</w:t>
             </w:r>
           </w:p>
         </w:tc>
@@ -2933,7 +1299,7 @@
                 <w:sz w:val="18"/>
                 <w:szCs w:val="18"/>
               </w:rPr>
-              <w:t xml:space="preserve">Understanding of Scalar vs. Vector (Conceptual Foundation)</w:t>
+              <w:t xml:space="preserve">Scalar and vector concepts</w:t>
             </w:r>
           </w:p>
         </w:tc>
@@ -2965,7 +1331,7 @@
                 <w:sz w:val="18"/>
                 <w:szCs w:val="18"/>
               </w:rPr>
-              <w:t xml:space="preserve">Precisely defines both scalar and vector with correct mathematical language. Clearly explains that scalars have magnitude only and vectors have both magnitude and direction. Connects this distinction directly and explicitly to the matatu phenomenon with specific reference to the 8 km journeys to Westlands and South B.</w:t>
+              <w:t xml:space="preserve">Correctly identifies 8 km as a scalar, gives accurate Kenyan examples of both types, and clearly explains that magnitude and direction together describe a journey.</w:t>
             </w:r>
           </w:p>
         </w:tc>
@@ -2997,7 +1363,7 @@
                 <w:sz w:val="18"/>
                 <w:szCs w:val="18"/>
               </w:rPr>
-              <w:t xml:space="preserve">Correctly defines scalar and vector and explains the key difference. Connects the distinction to the matatu scenario but the explanation may lack full precision or specificity (e.g., does not name both destinations or specify the 8 km detail).</w:t>
+              <w:t xml:space="preserve">Identifies scalar and vector correctly with mostly accurate examples, but the explanation of why direction matters is brief.</w:t>
             </w:r>
           </w:p>
         </w:tc>
@@ -3029,7 +1395,7 @@
                 <w:sz w:val="18"/>
                 <w:szCs w:val="18"/>
               </w:rPr>
-              <w:t xml:space="preserve">Shows partial understanding — may correctly define one of the two terms but confuses or omits the other. Connection to the matatu phenomenon is weak, vague, or missing. Mathematical vocabulary is limited or used incorrectly.</w:t>
+              <w:t xml:space="preserve">Confuses scalar and vector, or gives examples without a reason.</w:t>
             </w:r>
           </w:p>
         </w:tc>
@@ -3063,7 +1429,7 @@
                 <w:sz w:val="18"/>
                 <w:szCs w:val="18"/>
               </w:rPr>
-              <w:t xml:space="preserve">Vector Notation and Representation</w:t>
+              <w:t xml:space="preserve">Column vector and magnitude calculations</w:t>
             </w:r>
           </w:p>
         </w:tc>
@@ -3095,7 +1461,7 @@
                 <w:sz w:val="18"/>
                 <w:szCs w:val="18"/>
               </w:rPr>
-              <w:t xml:space="preserve">Consistently and correctly uses arrow notation and column vector form. Accurately represents at least two vectors on a described or drawn grid with Kencom as origin. Correctly identifies the tail (starting point) and head (endpoint) of vector arrows. All notation is precise and consistent throughout.</w:t>
+              <w:t xml:space="preserve">Reads components correctly and applies √(x² + y²) accurately to get 7.8 km and 7.2 km, with units and an honest comparison with the 8 km labels.</w:t>
             </w:r>
           </w:p>
         </w:tc>
@@ -3127,7 +1493,7 @@
                 <w:sz w:val="18"/>
                 <w:szCs w:val="18"/>
               </w:rPr>
-              <w:t xml:space="preserve">Uses arrow notation and column vector form correctly in most cases. Represents at least one vector on a grid with the origin identified. Minor inconsistencies in notation do not significantly affect meaning. Tail and head of vector arrows are identified.</w:t>
+              <w:t xml:space="preserve">Calculates the magnitudes with a minor slip in rounding or units, and makes a limited comparison with the labels.</w:t>
             </w:r>
           </w:p>
         </w:tc>
@@ -3159,7 +1525,7 @@
                 <w:sz w:val="18"/>
                 <w:szCs w:val="18"/>
               </w:rPr>
-              <w:t xml:space="preserve">Attempts to use vector notation but makes repeated errors (e.g., confuses row and column vectors, omits arrow notation, or misidentifies the origin). Grid representation is absent or significantly incorrect. Notation is inconsistent or unclear.</w:t>
+              <w:t xml:space="preserve">Cannot interpret components or uses an incorrect formula for magnitude.</w:t>
             </w:r>
           </w:p>
         </w:tc>
@@ -3193,7 +1559,7 @@
                 <w:sz w:val="18"/>
                 <w:szCs w:val="18"/>
               </w:rPr>
-              <w:t xml:space="preserve">Vector Operations (Addition, Magnitude, Scalar Multiplication)</w:t>
+              <w:t xml:space="preserve">Position vectors, resultant, midpoint and translation</w:t>
             </w:r>
           </w:p>
         </w:tc>
@@ -3225,7 +1591,7 @@
                 <w:sz w:val="18"/>
                 <w:szCs w:val="18"/>
               </w:rPr>
-              <w:t xml:space="preserve">Correctly applies the triangle law of vector addition to find a resultant vector. Accurately calculates magnitude using the Pythagorean theorem with full working shown. Correctly applies scalar multiplication and explains what changes (magnitude) and what stays the same (direction). All calculations are accurate and clearly linked to a Kenyan real-world context.</w:t>
+              <w:t xml:space="preserve">Correctly finds AB = (−3; −1), its magnitude, the midpoint (0.5; 2.5), the resultant (−1; 2), the scaled vectors, and links translation to displacement.</w:t>
             </w:r>
           </w:p>
         </w:tc>
@@ -3257,7 +1623,7 @@
                 <w:sz w:val="18"/>
                 <w:szCs w:val="18"/>
               </w:rPr>
-              <w:t xml:space="preserve">Correctly performs vector addition and calculates magnitude with working shown. Applies scalar multiplication correctly. One minor arithmetic or conceptual error may be present but does not undermine overall understanding. Context link is present but may be brief.</w:t>
+              <w:t xml:space="preserve">Gets most of the vector operations right with one or two arithmetic or sign errors, and links ideas partially.</w:t>
             </w:r>
           </w:p>
         </w:tc>
@@ -3289,7 +1655,7 @@
                 <w:sz w:val="18"/>
                 <w:szCs w:val="18"/>
               </w:rPr>
-              <w:t xml:space="preserve">Attempts vector addition or magnitude calculation but makes significant errors in method or arithmetic. May confuse distance (scalar) with magnitude of displacement vector. Scalar multiplication is attempted but the effect on direction and/or magnitude is not correctly explained. Working is incomplete or missing.</w:t>
+              <w:t xml:space="preserve">Makes frequent errors in subtraction, addition or scalar multiplication and does not link the results.</w:t>
             </w:r>
           </w:p>
         </w:tc>
@@ -3323,7 +1689,7 @@
                 <w:sz w:val="18"/>
                 <w:szCs w:val="18"/>
               </w:rPr>
-              <w:t xml:space="preserve">Application to Real-Life Kenyan Contexts</w:t>
+              <w:t xml:space="preserve">Final explanation of the driving question</w:t>
             </w:r>
           </w:p>
         </w:tc>
@@ -3355,7 +1721,7 @@
                 <w:sz w:val="18"/>
                 <w:szCs w:val="18"/>
               </w:rPr>
-              <w:t xml:space="preserve">Identifies two distinct, well-explained real-life contexts where vectors are essential (e.g., aviation at JKIA, fishing on Lake Victoria, Rift Valley farming). Creates an original, correctly solved vector problem using a Kenyan place name, including a column vector and magnitude calculation. Clearly explains one scalar example from everyday Kenyan life with justification.</w:t>
+              <w:t xml:space="preserve">Gives a coherent explanation using the vocabulary, the Part 2 evidence, and the multi-leg Nakuru journey, distinguishes distance from displacement, and reflects on how their thinking changed.</w:t>
             </w:r>
           </w:p>
         </w:tc>
@@ -3387,7 +1753,7 @@
                 <w:sz w:val="18"/>
                 <w:szCs w:val="18"/>
               </w:rPr>
-              <w:t xml:space="preserve">Identifies two real-life contexts with reasonable explanation. Creates a vector problem that is mostly correct; minor errors in calculation or setup. Scalar example is given with some justification. At least one Kenyan place name or context is used.</w:t>
+              <w:t xml:space="preserve">Answers the driving question with correct vocabulary but gives limited evidence or only a weak reflection.</w:t>
             </w:r>
           </w:p>
         </w:tc>
@@ -3419,137 +1785,7 @@
                 <w:sz w:val="18"/>
                 <w:szCs w:val="18"/>
               </w:rPr>
-              <w:t xml:space="preserve">Identifies one or two real-life contexts but explanations are vague or do not clearly explain why vectors (not scalars) are needed. Vector problem is absent, incomplete, or contains major errors. Scalar example may be confused with a vector quantity, or justification is missing.</w:t>
-            </w:r>
-          </w:p>
-        </w:tc>
-      </w:tr>
-      <w:tr>
-        <w:tc>
-          <w:tcPr>
-            <w:tcW w:type="dxa" w:w="3000"/>
-            <w:shd w:fill="D5E8F0" w:color="auto" w:val="clear"/>
-            <w:tcMar>
-              <w:top w:type="dxa" w:w="60"/>
-              <w:left w:type="dxa" w:w="120"/>
-              <w:bottom w:type="dxa" w:w="60"/>
-              <w:right w:type="dxa" w:w="120"/>
-            </w:tcMar>
-            <w:vAlign w:val="top"/>
-          </w:tcPr>
-          <w:p>
-            <w:pPr>
-              <w:spacing w:after="40" w:before="0"/>
-              <w:jc w:val="left"/>
-            </w:pPr>
-            <w:r>
-              <w:rPr>
-                <w:rFonts w:ascii="Arial" w:cs="Arial" w:eastAsia="Arial" w:hAnsi="Arial"/>
-                <w:b w:val="false"/>
-                <w:bCs w:val="false"/>
-                <w:i w:val="false"/>
-                <w:iCs w:val="false"/>
-                <w:color w:val="000000"/>
-                <w:sz w:val="18"/>
-                <w:szCs w:val="18"/>
-              </w:rPr>
-              <w:t xml:space="preserve">Quality of Final Answer to the Driving Question</w:t>
-            </w:r>
-          </w:p>
-        </w:tc>
-        <w:tc>
-          <w:tcPr>
-            <w:tcW w:type="dxa" w:w="3560"/>
-            <w:shd w:fill="FFFFFF" w:color="auto" w:val="clear"/>
-            <w:tcMar>
-              <w:top w:type="dxa" w:w="60"/>
-              <w:left w:type="dxa" w:w="120"/>
-              <w:bottom w:type="dxa" w:w="60"/>
-              <w:right w:type="dxa" w:w="120"/>
-            </w:tcMar>
-            <w:vAlign w:val="top"/>
-          </w:tcPr>
-          <w:p>
-            <w:pPr>
-              <w:spacing w:after="40" w:before="0"/>
-              <w:jc w:val="left"/>
-            </w:pPr>
-            <w:r>
-              <w:rPr>
-                <w:rFonts w:ascii="Arial" w:cs="Arial" w:eastAsia="Arial" w:hAnsi="Arial"/>
-                <w:b w:val="false"/>
-                <w:bCs w:val="false"/>
-                <w:i w:val="false"/>
-                <w:iCs w:val="false"/>
-                <w:color w:val="000000"/>
-                <w:sz w:val="18"/>
-                <w:szCs w:val="18"/>
-              </w:rPr>
-              <w:t xml:space="preserve">Directly and completely answers both parts of the driving question with precision. Correctly uses all required vocabulary (scalar, vector, magnitude, direction, displacement, resultant, column vector). Cites at least one specific calculation as evidence. Clearly articulates why vectors are more powerful than scalars for describing journeys. Conclusion explicitly reconnects to the Nairobi map and the two matatus, creating a coherent and satisfying close to the unit.</w:t>
-            </w:r>
-          </w:p>
-        </w:tc>
-        <w:tc>
-          <w:tcPr>
-            <w:tcW w:type="dxa" w:w="3560"/>
-            <w:shd w:fill="F2F2F2" w:color="auto" w:val="clear"/>
-            <w:tcMar>
-              <w:top w:type="dxa" w:w="60"/>
-              <w:left w:type="dxa" w:w="120"/>
-              <w:bottom w:type="dxa" w:w="60"/>
-              <w:right w:type="dxa" w:w="120"/>
-            </w:tcMar>
-            <w:vAlign w:val="top"/>
-          </w:tcPr>
-          <w:p>
-            <w:pPr>
-              <w:spacing w:after="40" w:before="0"/>
-              <w:jc w:val="left"/>
-            </w:pPr>
-            <w:r>
-              <w:rPr>
-                <w:rFonts w:ascii="Arial" w:cs="Arial" w:eastAsia="Arial" w:hAnsi="Arial"/>
-                <w:b w:val="false"/>
-                <w:bCs w:val="false"/>
-                <w:i w:val="false"/>
-                <w:iCs w:val="false"/>
-                <w:color w:val="000000"/>
-                <w:sz w:val="18"/>
-                <w:szCs w:val="18"/>
-              </w:rPr>
-              <w:t xml:space="preserve">Answers both parts of the driving question adequately. Uses most required vocabulary correctly. References mathematical evidence, though it may not be a specific calculation. Explains the advantage of vectors over scalars. Reconnects to the matatu scenario, though the connection to the original map may be brief or implicit.</w:t>
-            </w:r>
-          </w:p>
-        </w:tc>
-        <w:tc>
-          <w:tcPr>
-            <w:tcW w:type="dxa" w:w="3560"/>
-            <w:shd w:fill="FFFFFF" w:color="auto" w:val="clear"/>
-            <w:tcMar>
-              <w:top w:type="dxa" w:w="60"/>
-              <w:left w:type="dxa" w:w="120"/>
-              <w:bottom w:type="dxa" w:w="60"/>
-              <w:right w:type="dxa" w:w="120"/>
-            </w:tcMar>
-            <w:vAlign w:val="top"/>
-          </w:tcPr>
-          <w:p>
-            <w:pPr>
-              <w:spacing w:after="40" w:before="0"/>
-              <w:jc w:val="left"/>
-            </w:pPr>
-            <w:r>
-              <w:rPr>
-                <w:rFonts w:ascii="Arial" w:cs="Arial" w:eastAsia="Arial" w:hAnsi="Arial"/>
-                <w:b w:val="false"/>
-                <w:bCs w:val="false"/>
-                <w:i w:val="false"/>
-                <w:iCs w:val="false"/>
-                <w:color w:val="000000"/>
-                <w:sz w:val="18"/>
-                <w:szCs w:val="18"/>
-              </w:rPr>
-              <w:t xml:space="preserve">Attempts to answer the driving question but addresses only one part, or the answer is vague and lacks mathematical precision. Required vocabulary is largely absent or misused. Little or no mathematical evidence is cited. The connection to the matatu phenomenon and the Nairobi map is missing or superficial.</w:t>
+              <w:t xml:space="preserve">Gives an incomplete or unclear answer that does not use the vector ideas or the evidence.</w:t>
             </w:r>
           </w:p>
         </w:tc>
@@ -3673,7 +1909,7 @@
         </w:rPr>
         <w:t xml:space="preserve">© 2026 SeaVuria and ARES. This work is licensed under a </w:t>
       </w:r>
-      <w:hyperlink w:history="1" r:id="rIdv-5k-spyhqkyc7h5_lijt">
+      <w:hyperlink w:history="1" r:id="rIdl_eoccbgfbsjm9fmghm8d">
         <w:r>
           <w:rPr>
             <w:rFonts w:ascii="Arial" w:cs="Arial" w:eastAsia="Arial" w:hAnsi="Arial"/>
@@ -3693,7 +1929,7 @@
         </w:rPr>
         <w:t xml:space="preserve"> (</w:t>
       </w:r>
-      <w:hyperlink w:history="1" r:id="rIdu2ve3kx4xlugbbbkeqein">
+      <w:hyperlink w:history="1" r:id="rIdeygxur-baw1dvbpfzzj3c">
         <w:r>
           <w:rPr>
             <w:rFonts w:ascii="Arial" w:cs="Arial" w:eastAsia="Arial" w:hAnsi="Arial"/>
@@ -3713,7 +1949,7 @@
         </w:rPr>
         <w:t xml:space="preserve">). To view a copy of this license, visit </w:t>
       </w:r>
-      <w:hyperlink w:history="1" r:id="rIdz-2lqm8nfhvooukm4g4on">
+      <w:hyperlink w:history="1" r:id="rIdhydwv8yyhpikktaegb95a">
         <w:r>
           <w:rPr>
             <w:rFonts w:ascii="Arial" w:cs="Arial" w:eastAsia="Arial" w:hAnsi="Arial"/>

--- a/data/outputs/v2/Core_Mathematics/SS2.8_Vectors/Core_Mathematics_Vectors_FinalExplanation.docx
+++ b/data/outputs/v2/Core_Mathematics/SS2.8_Vectors/Core_Mathematics_Vectors_FinalExplanation.docx
@@ -645,7 +645,7 @@
                 <w:sz w:val="18"/>
                 <w:szCs w:val="18"/>
               </w:rPr>
-              <w:t xml:space="preserve">On the simplified Nairobi coordinate grid used in Lessons 5 and 6, Kencom Bus Stop is the origin O. On this grid, one Westlands-route journey is the column vector w = (6; 5) and one South B-route journey is the column vector s = (−4; −6). (a) Explain what the top number and the bottom number in a column vector tell you. (b) Calculate the magnitude of w and the magnitude of s, correct to 1 decimal place. (c) Compare your two magnitudes with the '8 km' labels on the map. (d) Explain why the two column vectors are different even though their magnitudes are similar.</w:t>
+              <w:t xml:space="preserve">On the simplified Nairobi coordinate grid used in Lessons 5 and 6, Kencom Bus Stop is the origin O. On this grid, one Westlands-route journey is the column vector w = (−6; 5) and one South B-route journey is the column vector s = (4; −6). (a) Explain what the top number and the bottom number in a column vector tell you. (b) Calculate the magnitude of w and the magnitude of s, correct to 1 decimal place. (c) Compare your two magnitudes with the '8 km' labels on the map. (d) Explain why the two column vectors are different even though their magnitudes are similar.</w:t>
             </w:r>
           </w:p>
         </w:tc>
@@ -1909,7 +1909,7 @@
         </w:rPr>
         <w:t xml:space="preserve">© 2026 SeaVuria and ARES. This work is licensed under a </w:t>
       </w:r>
-      <w:hyperlink w:history="1" r:id="rIdl_eoccbgfbsjm9fmghm8d">
+      <w:hyperlink w:history="1" r:id="rIdp-pfebkwwo_cjsxwwwavm">
         <w:r>
           <w:rPr>
             <w:rFonts w:ascii="Arial" w:cs="Arial" w:eastAsia="Arial" w:hAnsi="Arial"/>
@@ -1929,7 +1929,7 @@
         </w:rPr>
         <w:t xml:space="preserve"> (</w:t>
       </w:r>
-      <w:hyperlink w:history="1" r:id="rIdeygxur-baw1dvbpfzzj3c">
+      <w:hyperlink w:history="1" r:id="rId2brvhjczs_prj8kw_w3ng">
         <w:r>
           <w:rPr>
             <w:rFonts w:ascii="Arial" w:cs="Arial" w:eastAsia="Arial" w:hAnsi="Arial"/>
@@ -1949,7 +1949,7 @@
         </w:rPr>
         <w:t xml:space="preserve">). To view a copy of this license, visit </w:t>
       </w:r>
-      <w:hyperlink w:history="1" r:id="rIdhydwv8yyhpikktaegb95a">
+      <w:hyperlink w:history="1" r:id="rIdzkfajfbubmolaaashwkoa">
         <w:r>
           <w:rPr>
             <w:rFonts w:ascii="Arial" w:cs="Arial" w:eastAsia="Arial" w:hAnsi="Arial"/>

--- a/data/outputs/v2/Core_Mathematics/SS2.8_Vectors/Core_Mathematics_Vectors_FinalExplanation.docx
+++ b/data/outputs/v2/Core_Mathematics/SS2.8_Vectors/Core_Mathematics_Vectors_FinalExplanation.docx
@@ -1909,7 +1909,7 @@
         </w:rPr>
         <w:t xml:space="preserve">© 2026 SeaVuria and ARES. This work is licensed under a </w:t>
       </w:r>
-      <w:hyperlink w:history="1" r:id="rIdp-pfebkwwo_cjsxwwwavm">
+      <w:hyperlink w:history="1" r:id="rIdfyyy8yiaqppb5z0rct8zu">
         <w:r>
           <w:rPr>
             <w:rFonts w:ascii="Arial" w:cs="Arial" w:eastAsia="Arial" w:hAnsi="Arial"/>
@@ -1929,7 +1929,7 @@
         </w:rPr>
         <w:t xml:space="preserve"> (</w:t>
       </w:r>
-      <w:hyperlink w:history="1" r:id="rId2brvhjczs_prj8kw_w3ng">
+      <w:hyperlink w:history="1" r:id="rIdpzfyjumbwhfwgaecmzung">
         <w:r>
           <w:rPr>
             <w:rFonts w:ascii="Arial" w:cs="Arial" w:eastAsia="Arial" w:hAnsi="Arial"/>
@@ -1949,7 +1949,7 @@
         </w:rPr>
         <w:t xml:space="preserve">). To view a copy of this license, visit </w:t>
       </w:r>
-      <w:hyperlink w:history="1" r:id="rIdzkfajfbubmolaaashwkoa">
+      <w:hyperlink w:history="1" r:id="rIdvugxqauwjdfw-0iesbeaq">
         <w:r>
           <w:rPr>
             <w:rFonts w:ascii="Arial" w:cs="Arial" w:eastAsia="Arial" w:hAnsi="Arial"/>

--- a/data/outputs/v2/Core_Mathematics/SS2.8_Vectors/Core_Mathematics_Vectors_FinalExplanation.docx
+++ b/data/outputs/v2/Core_Mathematics/SS2.8_Vectors/Core_Mathematics_Vectors_FinalExplanation.docx
@@ -1909,7 +1909,7 @@
         </w:rPr>
         <w:t xml:space="preserve">© 2026 SeaVuria and ARES. This work is licensed under a </w:t>
       </w:r>
-      <w:hyperlink w:history="1" r:id="rIdfyyy8yiaqppb5z0rct8zu">
+      <w:hyperlink w:history="1" r:id="rIdsexvcriyiq1oxq2dbc3_l">
         <w:r>
           <w:rPr>
             <w:rFonts w:ascii="Arial" w:cs="Arial" w:eastAsia="Arial" w:hAnsi="Arial"/>
@@ -1929,7 +1929,7 @@
         </w:rPr>
         <w:t xml:space="preserve"> (</w:t>
       </w:r>
-      <w:hyperlink w:history="1" r:id="rIdpzfyjumbwhfwgaecmzung">
+      <w:hyperlink w:history="1" r:id="rIdfp0wmsharsnurwrnkymj8">
         <w:r>
           <w:rPr>
             <w:rFonts w:ascii="Arial" w:cs="Arial" w:eastAsia="Arial" w:hAnsi="Arial"/>
@@ -1949,7 +1949,7 @@
         </w:rPr>
         <w:t xml:space="preserve">). To view a copy of this license, visit </w:t>
       </w:r>
-      <w:hyperlink w:history="1" r:id="rIdvugxqauwjdfw-0iesbeaq">
+      <w:hyperlink w:history="1" r:id="rId5tn8pqnburddv-sduwqo_">
         <w:r>
           <w:rPr>
             <w:rFonts w:ascii="Arial" w:cs="Arial" w:eastAsia="Arial" w:hAnsi="Arial"/>

--- a/data/outputs/v2/Core_Mathematics/SS2.8_Vectors/Core_Mathematics_Vectors_FinalExplanation.docx
+++ b/data/outputs/v2/Core_Mathematics/SS2.8_Vectors/Core_Mathematics_Vectors_FinalExplanation.docx
@@ -1909,7 +1909,7 @@
         </w:rPr>
         <w:t xml:space="preserve">© 2026 SeaVuria and ARES. This work is licensed under a </w:t>
       </w:r>
-      <w:hyperlink w:history="1" r:id="rIdsexvcriyiq1oxq2dbc3_l">
+      <w:hyperlink w:history="1" r:id="rIdfpmadnfmxt5lgwf_t1mqf">
         <w:r>
           <w:rPr>
             <w:rFonts w:ascii="Arial" w:cs="Arial" w:eastAsia="Arial" w:hAnsi="Arial"/>
@@ -1929,7 +1929,7 @@
         </w:rPr>
         <w:t xml:space="preserve"> (</w:t>
       </w:r>
-      <w:hyperlink w:history="1" r:id="rIdfp0wmsharsnurwrnkymj8">
+      <w:hyperlink w:history="1" r:id="rIdtyje5ph6nvc-fig-0zuni">
         <w:r>
           <w:rPr>
             <w:rFonts w:ascii="Arial" w:cs="Arial" w:eastAsia="Arial" w:hAnsi="Arial"/>
@@ -1949,7 +1949,7 @@
         </w:rPr>
         <w:t xml:space="preserve">). To view a copy of this license, visit </w:t>
       </w:r>
-      <w:hyperlink w:history="1" r:id="rId5tn8pqnburddv-sduwqo_">
+      <w:hyperlink w:history="1" r:id="rIdiet82leu4hee04wq2m2cw">
         <w:r>
           <w:rPr>
             <w:rFonts w:ascii="Arial" w:cs="Arial" w:eastAsia="Arial" w:hAnsi="Arial"/>

--- a/data/outputs/v2/Core_Mathematics/SS2.8_Vectors/Core_Mathematics_Vectors_FinalExplanation.docx
+++ b/data/outputs/v2/Core_Mathematics/SS2.8_Vectors/Core_Mathematics_Vectors_FinalExplanation.docx
@@ -4,6 +4,7 @@
   <w:body>
     <w:p>
       <w:pPr>
+        <w:keepNext w:val="false"/>
         <w:spacing w:after="30" w:before="0"/>
         <w:jc w:val="center"/>
       </w:pPr>
@@ -23,6 +24,7 @@
     </w:p>
     <w:p>
       <w:pPr>
+        <w:keepNext w:val="false"/>
         <w:spacing w:after="60" w:before="0"/>
         <w:jc w:val="center"/>
       </w:pPr>
@@ -81,6 +83,7 @@
           </w:tcPr>
           <w:p>
             <w:pPr>
+              <w:keepNext w:val="false"/>
               <w:spacing w:after="40" w:before="0"/>
               <w:jc w:val="center"/>
             </w:pPr>
@@ -116,6 +119,7 @@
           </w:tcPr>
           <w:p>
             <w:pPr>
+              <w:keepNext w:val="false"/>
               <w:spacing w:after="40" w:before="0"/>
               <w:jc w:val="center"/>
             </w:pPr>
@@ -150,6 +154,7 @@
           </w:tcPr>
           <w:p>
             <w:pPr>
+              <w:keepNext w:val="false"/>
               <w:spacing w:after="40" w:before="0"/>
               <w:jc w:val="left"/>
             </w:pPr>
@@ -182,6 +187,7 @@
           </w:tcPr>
           <w:p>
             <w:pPr>
+              <w:keepNext w:val="false"/>
               <w:spacing w:after="40" w:before="0"/>
               <w:jc w:val="left"/>
             </w:pPr>
@@ -216,6 +222,7 @@
           </w:tcPr>
           <w:p>
             <w:pPr>
+              <w:keepNext w:val="false"/>
               <w:spacing w:after="40" w:before="0"/>
               <w:jc w:val="left"/>
             </w:pPr>
@@ -248,6 +255,7 @@
           </w:tcPr>
           <w:p>
             <w:pPr>
+              <w:keepNext w:val="false"/>
               <w:spacing w:after="40" w:before="0"/>
               <w:jc w:val="left"/>
             </w:pPr>
@@ -282,6 +290,7 @@
           </w:tcPr>
           <w:p>
             <w:pPr>
+              <w:keepNext w:val="false"/>
               <w:spacing w:after="40" w:before="0"/>
               <w:jc w:val="left"/>
             </w:pPr>
@@ -314,6 +323,7 @@
           </w:tcPr>
           <w:p>
             <w:pPr>
+              <w:keepNext w:val="false"/>
               <w:spacing w:after="40" w:before="0"/>
               <w:jc w:val="left"/>
             </w:pPr>
@@ -374,6 +384,7 @@
           </w:tcPr>
           <w:p>
             <w:pPr>
+              <w:keepNext w:val="false"/>
               <w:spacing w:after="40" w:before="0"/>
               <w:jc w:val="center"/>
             </w:pPr>
@@ -408,6 +419,7 @@
           </w:tcPr>
           <w:p>
             <w:pPr>
+              <w:keepNext w:val="false"/>
               <w:spacing w:after="40" w:before="0"/>
               <w:jc w:val="left"/>
             </w:pPr>
@@ -467,6 +479,7 @@
           </w:tcPr>
           <w:p>
             <w:pPr>
+              <w:keepNext/>
               <w:spacing w:after="40" w:before="0"/>
               <w:jc w:val="center"/>
             </w:pPr>
@@ -501,6 +514,7 @@
           </w:tcPr>
           <w:p>
             <w:pPr>
+              <w:keepNext/>
               <w:spacing w:after="40" w:before="0"/>
               <w:jc w:val="left"/>
             </w:pPr>
@@ -538,6 +552,7 @@
           </w:tcPr>
           <w:p>
             <w:pPr>
+              <w:keepNext w:val="false"/>
               <w:spacing w:after="40" w:before="0"/>
               <w:jc w:val="left"/>
             </w:pPr>
@@ -597,6 +612,7 @@
           </w:tcPr>
           <w:p>
             <w:pPr>
+              <w:keepNext/>
               <w:spacing w:after="40" w:before="0"/>
               <w:jc w:val="center"/>
             </w:pPr>
@@ -631,6 +647,7 @@
           </w:tcPr>
           <w:p>
             <w:pPr>
+              <w:keepNext/>
               <w:spacing w:after="40" w:before="0"/>
               <w:jc w:val="left"/>
             </w:pPr>
@@ -668,6 +685,7 @@
           </w:tcPr>
           <w:p>
             <w:pPr>
+              <w:keepNext w:val="false"/>
               <w:spacing w:after="40" w:before="0"/>
               <w:jc w:val="left"/>
             </w:pPr>
@@ -727,6 +745,7 @@
           </w:tcPr>
           <w:p>
             <w:pPr>
+              <w:keepNext/>
               <w:spacing w:after="40" w:before="0"/>
               <w:jc w:val="center"/>
             </w:pPr>
@@ -761,6 +780,7 @@
           </w:tcPr>
           <w:p>
             <w:pPr>
+              <w:keepNext/>
               <w:spacing w:after="40" w:before="0"/>
               <w:jc w:val="left"/>
             </w:pPr>
@@ -798,6 +818,7 @@
           </w:tcPr>
           <w:p>
             <w:pPr>
+              <w:keepNext w:val="false"/>
               <w:spacing w:after="40" w:before="0"/>
               <w:jc w:val="left"/>
             </w:pPr>
@@ -857,6 +878,7 @@
           </w:tcPr>
           <w:p>
             <w:pPr>
+              <w:keepNext/>
               <w:spacing w:after="40" w:before="0"/>
               <w:jc w:val="center"/>
             </w:pPr>
@@ -891,6 +913,7 @@
           </w:tcPr>
           <w:p>
             <w:pPr>
+              <w:keepNext/>
               <w:spacing w:after="40" w:before="0"/>
               <w:jc w:val="left"/>
             </w:pPr>
@@ -928,6 +951,7 @@
           </w:tcPr>
           <w:p>
             <w:pPr>
+              <w:keepNext w:val="false"/>
               <w:spacing w:after="40" w:before="0"/>
               <w:jc w:val="left"/>
             </w:pPr>
@@ -987,6 +1011,7 @@
           </w:tcPr>
           <w:p>
             <w:pPr>
+              <w:keepNext/>
               <w:spacing w:after="40" w:before="0"/>
               <w:jc w:val="center"/>
             </w:pPr>
@@ -1021,6 +1046,7 @@
           </w:tcPr>
           <w:p>
             <w:pPr>
+              <w:keepNext/>
               <w:spacing w:after="40" w:before="0"/>
               <w:jc w:val="left"/>
             </w:pPr>
@@ -1058,6 +1084,7 @@
           </w:tcPr>
           <w:p>
             <w:pPr>
+              <w:keepNext w:val="false"/>
               <w:spacing w:after="40" w:before="0"/>
               <w:jc w:val="left"/>
             </w:pPr>
@@ -1121,6 +1148,7 @@
           </w:tcPr>
           <w:p>
             <w:pPr>
+              <w:keepNext w:val="false"/>
               <w:spacing w:after="40" w:before="0"/>
               <w:jc w:val="center"/>
             </w:pPr>
@@ -1155,6 +1183,7 @@
           </w:tcPr>
           <w:p>
             <w:pPr>
+              <w:keepNext w:val="false"/>
               <w:spacing w:after="40" w:before="0"/>
               <w:jc w:val="left"/>
             </w:pPr>
@@ -1187,6 +1216,7 @@
           </w:tcPr>
           <w:p>
             <w:pPr>
+              <w:keepNext w:val="false"/>
               <w:spacing w:after="40" w:before="0"/>
               <w:jc w:val="left"/>
             </w:pPr>
@@ -1219,6 +1249,7 @@
           </w:tcPr>
           <w:p>
             <w:pPr>
+              <w:keepNext w:val="false"/>
               <w:spacing w:after="40" w:before="0"/>
               <w:jc w:val="left"/>
             </w:pPr>
@@ -1251,6 +1282,7 @@
           </w:tcPr>
           <w:p>
             <w:pPr>
+              <w:keepNext w:val="false"/>
               <w:spacing w:after="40" w:before="0"/>
               <w:jc w:val="left"/>
             </w:pPr>
@@ -1285,6 +1317,7 @@
           </w:tcPr>
           <w:p>
             <w:pPr>
+              <w:keepNext w:val="false"/>
               <w:spacing w:after="40" w:before="0"/>
               <w:jc w:val="left"/>
             </w:pPr>
@@ -1317,6 +1350,7 @@
           </w:tcPr>
           <w:p>
             <w:pPr>
+              <w:keepNext w:val="false"/>
               <w:spacing w:after="40" w:before="0"/>
               <w:jc w:val="left"/>
             </w:pPr>
@@ -1349,6 +1383,7 @@
           </w:tcPr>
           <w:p>
             <w:pPr>
+              <w:keepNext w:val="false"/>
               <w:spacing w:after="40" w:before="0"/>
               <w:jc w:val="left"/>
             </w:pPr>
@@ -1381,6 +1416,7 @@
           </w:tcPr>
           <w:p>
             <w:pPr>
+              <w:keepNext w:val="false"/>
               <w:spacing w:after="40" w:before="0"/>
               <w:jc w:val="left"/>
             </w:pPr>
@@ -1415,6 +1451,7 @@
           </w:tcPr>
           <w:p>
             <w:pPr>
+              <w:keepNext w:val="false"/>
               <w:spacing w:after="40" w:before="0"/>
               <w:jc w:val="left"/>
             </w:pPr>
@@ -1447,6 +1484,7 @@
           </w:tcPr>
           <w:p>
             <w:pPr>
+              <w:keepNext w:val="false"/>
               <w:spacing w:after="40" w:before="0"/>
               <w:jc w:val="left"/>
             </w:pPr>
@@ -1479,6 +1517,7 @@
           </w:tcPr>
           <w:p>
             <w:pPr>
+              <w:keepNext w:val="false"/>
               <w:spacing w:after="40" w:before="0"/>
               <w:jc w:val="left"/>
             </w:pPr>
@@ -1511,6 +1550,7 @@
           </w:tcPr>
           <w:p>
             <w:pPr>
+              <w:keepNext w:val="false"/>
               <w:spacing w:after="40" w:before="0"/>
               <w:jc w:val="left"/>
             </w:pPr>
@@ -1545,6 +1585,7 @@
           </w:tcPr>
           <w:p>
             <w:pPr>
+              <w:keepNext w:val="false"/>
               <w:spacing w:after="40" w:before="0"/>
               <w:jc w:val="left"/>
             </w:pPr>
@@ -1577,6 +1618,7 @@
           </w:tcPr>
           <w:p>
             <w:pPr>
+              <w:keepNext w:val="false"/>
               <w:spacing w:after="40" w:before="0"/>
               <w:jc w:val="left"/>
             </w:pPr>
@@ -1609,6 +1651,7 @@
           </w:tcPr>
           <w:p>
             <w:pPr>
+              <w:keepNext w:val="false"/>
               <w:spacing w:after="40" w:before="0"/>
               <w:jc w:val="left"/>
             </w:pPr>
@@ -1641,6 +1684,7 @@
           </w:tcPr>
           <w:p>
             <w:pPr>
+              <w:keepNext w:val="false"/>
               <w:spacing w:after="40" w:before="0"/>
               <w:jc w:val="left"/>
             </w:pPr>
@@ -1675,6 +1719,7 @@
           </w:tcPr>
           <w:p>
             <w:pPr>
+              <w:keepNext w:val="false"/>
               <w:spacing w:after="40" w:before="0"/>
               <w:jc w:val="left"/>
             </w:pPr>
@@ -1707,6 +1752,7 @@
           </w:tcPr>
           <w:p>
             <w:pPr>
+              <w:keepNext w:val="false"/>
               <w:spacing w:after="40" w:before="0"/>
               <w:jc w:val="left"/>
             </w:pPr>
@@ -1739,6 +1785,7 @@
           </w:tcPr>
           <w:p>
             <w:pPr>
+              <w:keepNext w:val="false"/>
               <w:spacing w:after="40" w:before="0"/>
               <w:jc w:val="left"/>
             </w:pPr>
@@ -1771,6 +1818,7 @@
           </w:tcPr>
           <w:p>
             <w:pPr>
+              <w:keepNext w:val="false"/>
               <w:spacing w:after="40" w:before="0"/>
               <w:jc w:val="left"/>
             </w:pPr>
@@ -1909,7 +1957,7 @@
         </w:rPr>
         <w:t xml:space="preserve">© 2026 SeaVuria and ARES. This work is licensed under a </w:t>
       </w:r>
-      <w:hyperlink w:history="1" r:id="rIdfpmadnfmxt5lgwf_t1mqf">
+      <w:hyperlink w:history="1" r:id="rId34y0n8lgooi3t7dbm75zd">
         <w:r>
           <w:rPr>
             <w:rFonts w:ascii="Arial" w:cs="Arial" w:eastAsia="Arial" w:hAnsi="Arial"/>
@@ -1929,7 +1977,7 @@
         </w:rPr>
         <w:t xml:space="preserve"> (</w:t>
       </w:r>
-      <w:hyperlink w:history="1" r:id="rIdtyje5ph6nvc-fig-0zuni">
+      <w:hyperlink w:history="1" r:id="rIdoldj-nkxrnfmgamnb1xrm">
         <w:r>
           <w:rPr>
             <w:rFonts w:ascii="Arial" w:cs="Arial" w:eastAsia="Arial" w:hAnsi="Arial"/>
@@ -1949,7 +1997,7 @@
         </w:rPr>
         <w:t xml:space="preserve">). To view a copy of this license, visit </w:t>
       </w:r>
-      <w:hyperlink w:history="1" r:id="rIdiet82leu4hee04wq2m2cw">
+      <w:hyperlink w:history="1" r:id="rIdf3ouyqwtaccbfdlfbrncv">
         <w:r>
           <w:rPr>
             <w:rFonts w:ascii="Arial" w:cs="Arial" w:eastAsia="Arial" w:hAnsi="Arial"/>

--- a/data/outputs/v2/Core_Mathematics/SS2.8_Vectors/Core_Mathematics_Vectors_FinalExplanation.docx
+++ b/data/outputs/v2/Core_Mathematics/SS2.8_Vectors/Core_Mathematics_Vectors_FinalExplanation.docx
@@ -1957,7 +1957,7 @@
         </w:rPr>
         <w:t xml:space="preserve">© 2026 SeaVuria and ARES. This work is licensed under a </w:t>
       </w:r>
-      <w:hyperlink w:history="1" r:id="rId34y0n8lgooi3t7dbm75zd">
+      <w:hyperlink w:history="1" r:id="rIdanzvihnsupdo7awc94nm4">
         <w:r>
           <w:rPr>
             <w:rFonts w:ascii="Arial" w:cs="Arial" w:eastAsia="Arial" w:hAnsi="Arial"/>
@@ -1977,7 +1977,7 @@
         </w:rPr>
         <w:t xml:space="preserve"> (</w:t>
       </w:r>
-      <w:hyperlink w:history="1" r:id="rIdoldj-nkxrnfmgamnb1xrm">
+      <w:hyperlink w:history="1" r:id="rId4c_kffuzqajywwknabmr6">
         <w:r>
           <w:rPr>
             <w:rFonts w:ascii="Arial" w:cs="Arial" w:eastAsia="Arial" w:hAnsi="Arial"/>
@@ -1997,7 +1997,7 @@
         </w:rPr>
         <w:t xml:space="preserve">). To view a copy of this license, visit </w:t>
       </w:r>
-      <w:hyperlink w:history="1" r:id="rIdf3ouyqwtaccbfdlfbrncv">
+      <w:hyperlink w:history="1" r:id="rIdwzll05nbzoagwzg7rry0_">
         <w:r>
           <w:rPr>
             <w:rFonts w:ascii="Arial" w:cs="Arial" w:eastAsia="Arial" w:hAnsi="Arial"/>
